--- a/Code/Arkhipov/Labs/Lab 3/Отчёт.docx
+++ b/Code/Arkhipov/Labs/Lab 3/Отчёт.docx
@@ -1,6 +1,6 @@
 
 <file path=word/document.xml><?xml version="1.0" encoding="utf-8"?>
-<w:document xmlns:wpc="http://schemas.microsoft.com/office/word/2010/wordprocessingCanvas" xmlns:cx="http://schemas.microsoft.com/office/drawing/2014/chartex" xmlns:mc="http://schemas.openxmlformats.org/markup-compatibility/2006" xmlns:o="urn:schemas-microsoft-com:office:office" xmlns:r="http://schemas.openxmlformats.org/officeDocument/2006/relationships" xmlns:m="http://schemas.openxmlformats.org/officeDocument/2006/math" xmlns:v="urn:schemas-microsoft-com:vml" xmlns:wp14="http://schemas.microsoft.com/office/word/2010/wordprocessingDrawing" xmlns:wp="http://schemas.openxmlformats.org/drawingml/2006/wordprocessingDrawing" xmlns:w10="urn:schemas-microsoft-com:office:word" xmlns:w="http://schemas.openxmlformats.org/wordprocessingml/2006/main" xmlns:w14="http://schemas.microsoft.com/office/word/2010/wordml" xmlns:w15="http://schemas.microsoft.com/office/word/2012/wordml" xmlns:w16se="http://schemas.microsoft.com/office/word/2015/wordml/symex" xmlns:wpg="http://schemas.microsoft.com/office/word/2010/wordprocessingGroup" xmlns:wpi="http://schemas.microsoft.com/office/word/2010/wordprocessingInk" xmlns:wne="http://schemas.microsoft.com/office/word/2006/wordml" xmlns:wps="http://schemas.microsoft.com/office/word/2010/wordprocessingShape" mc:Ignorable="w14 w15 w16se wp14">
+<w:document xmlns:wpc="http://schemas.microsoft.com/office/word/2010/wordprocessingCanvas" xmlns:cx="http://schemas.microsoft.com/office/drawing/2014/chartex" xmlns:cx1="http://schemas.microsoft.com/office/drawing/2015/9/8/chartex" xmlns:cx2="http://schemas.microsoft.com/office/drawing/2015/10/21/chartex" xmlns:cx3="http://schemas.microsoft.com/office/drawing/2016/5/9/chartex" xmlns:cx4="http://schemas.microsoft.com/office/drawing/2016/5/10/chartex" xmlns:cx5="http://schemas.microsoft.com/office/drawing/2016/5/11/chartex" xmlns:cx6="http://schemas.microsoft.com/office/drawing/2016/5/12/chartex" xmlns:cx7="http://schemas.microsoft.com/office/drawing/2016/5/13/chartex" xmlns:cx8="http://schemas.microsoft.com/office/drawing/2016/5/14/chartex" xmlns:mc="http://schemas.openxmlformats.org/markup-compatibility/2006" xmlns:aink="http://schemas.microsoft.com/office/drawing/2016/ink" xmlns:am3d="http://schemas.microsoft.com/office/drawing/2017/model3d" xmlns:o="urn:schemas-microsoft-com:office:office" xmlns:oel="http://schemas.microsoft.com/office/2019/extlst" xmlns:r="http://schemas.openxmlformats.org/officeDocument/2006/relationships" xmlns:m="http://schemas.openxmlformats.org/officeDocument/2006/math" xmlns:v="urn:schemas-microsoft-com:vml" xmlns:wp14="http://schemas.microsoft.com/office/word/2010/wordprocessingDrawing" xmlns:wp="http://schemas.openxmlformats.org/drawingml/2006/wordprocessingDrawing" xmlns:w10="urn:schemas-microsoft-com:office:word" xmlns:w="http://schemas.openxmlformats.org/wordprocessingml/2006/main" xmlns:w14="http://schemas.microsoft.com/office/word/2010/wordml" xmlns:w15="http://schemas.microsoft.com/office/word/2012/wordml" xmlns:w16cex="http://schemas.microsoft.com/office/word/2018/wordml/cex" xmlns:w16cid="http://schemas.microsoft.com/office/word/2016/wordml/cid" xmlns:w16="http://schemas.microsoft.com/office/word/2018/wordml" xmlns:w16du="http://schemas.microsoft.com/office/word/2023/wordml/word16du" xmlns:w16sdtdh="http://schemas.microsoft.com/office/word/2020/wordml/sdtdatahash" xmlns:w16sdtfl="http://schemas.microsoft.com/office/word/2024/wordml/sdtformatlock" xmlns:w16se="http://schemas.microsoft.com/office/word/2015/wordml/symex" xmlns:wpg="http://schemas.microsoft.com/office/word/2010/wordprocessingGroup" xmlns:wpi="http://schemas.microsoft.com/office/word/2010/wordprocessingInk" xmlns:wne="http://schemas.microsoft.com/office/word/2006/wordml" xmlns:wps="http://schemas.microsoft.com/office/word/2010/wordprocessingShape" mc:Ignorable="w14 w15 w16se w16cid w16 w16cex w16sdtdh w16sdtfl w16du wp14">
   <w:body>
     <w:p>
       <w:pPr>
@@ -22,88 +22,9 @@
           <w:sz w:val="32"/>
           <w:szCs w:val="32"/>
         </w:rPr>
-        <w:t>Лабораторная Работа №1</w:t>
-      </w:r>
-    </w:p>
-    <w:p>
-      <w:pPr>
-        <w:spacing w:after="0" w:line="240" w:lineRule="auto"/>
-        <w:jc w:val="center"/>
-        <w:rPr>
-          <w:rFonts w:ascii="Times New Roman" w:hAnsi="Times New Roman" w:cs="Times New Roman"/>
-          <w:sz w:val="32"/>
-          <w:szCs w:val="32"/>
-        </w:rPr>
-      </w:pPr>
-      <w:r>
-        <w:rPr>
-          <w:rFonts w:ascii="Times New Roman" w:hAnsi="Times New Roman" w:cs="Times New Roman"/>
-          <w:sz w:val="32"/>
-          <w:szCs w:val="32"/>
-        </w:rPr>
-        <w:t>Студента группы Исс 24-1</w:t>
-      </w:r>
-    </w:p>
-    <w:p>
-      <w:pPr>
-        <w:spacing w:after="0" w:line="240" w:lineRule="auto"/>
-        <w:jc w:val="center"/>
-        <w:rPr>
-          <w:rFonts w:ascii="Times New Roman" w:hAnsi="Times New Roman" w:cs="Times New Roman"/>
-          <w:sz w:val="32"/>
-          <w:szCs w:val="32"/>
-        </w:rPr>
-      </w:pPr>
-      <w:r>
-        <w:rPr>
-          <w:rFonts w:ascii="Times New Roman" w:hAnsi="Times New Roman" w:cs="Times New Roman"/>
-          <w:sz w:val="32"/>
-          <w:szCs w:val="32"/>
-        </w:rPr>
-        <w:t>ГБУ КО ПОО «</w:t>
-      </w:r>
-      <w:proofErr w:type="spellStart"/>
-      <w:r>
-        <w:rPr>
-          <w:rFonts w:ascii="Times New Roman" w:hAnsi="Times New Roman" w:cs="Times New Roman"/>
-          <w:sz w:val="32"/>
-          <w:szCs w:val="32"/>
-        </w:rPr>
-        <w:t>КИТиС</w:t>
-      </w:r>
-      <w:proofErr w:type="spellEnd"/>
-      <w:r>
-        <w:rPr>
-          <w:rFonts w:ascii="Times New Roman" w:hAnsi="Times New Roman" w:cs="Times New Roman"/>
-          <w:sz w:val="32"/>
-          <w:szCs w:val="32"/>
-        </w:rPr>
-        <w:t>»</w:t>
-      </w:r>
-    </w:p>
-    <w:p>
-      <w:pPr>
-        <w:spacing w:after="0" w:line="240" w:lineRule="auto"/>
-        <w:jc w:val="center"/>
-        <w:rPr>
-          <w:rFonts w:ascii="Times New Roman" w:hAnsi="Times New Roman" w:cs="Times New Roman"/>
-          <w:sz w:val="32"/>
-          <w:szCs w:val="32"/>
-        </w:rPr>
-      </w:pPr>
-      <w:r>
-        <w:rPr>
-          <w:rFonts w:ascii="Times New Roman" w:hAnsi="Times New Roman" w:cs="Times New Roman"/>
-          <w:sz w:val="32"/>
-          <w:szCs w:val="32"/>
-        </w:rPr>
-        <w:t>Архипова Павла Сергеевича</w:t>
-      </w:r>
-    </w:p>
-    <w:p>
-      <w:pPr>
-        <w:spacing w:after="0" w:line="240" w:lineRule="auto"/>
-        <w:jc w:val="center"/>
+        <w:t>Лабораторная Работа №</w:t>
+      </w:r>
+      <w:r>
         <w:rPr>
           <w:rFonts w:ascii="Times New Roman" w:hAnsi="Times New Roman" w:cs="Times New Roman"/>
           <w:b/>
@@ -111,8 +32,70 @@
           <w:sz w:val="32"/>
           <w:szCs w:val="32"/>
         </w:rPr>
-      </w:pPr>
-      <w:r>
+        <w:t>3</w:t>
+      </w:r>
+    </w:p>
+    <w:p>
+      <w:pPr>
+        <w:spacing w:after="0" w:line="240" w:lineRule="auto"/>
+        <w:jc w:val="center"/>
+        <w:rPr>
+          <w:rFonts w:ascii="Times New Roman" w:hAnsi="Times New Roman" w:cs="Times New Roman"/>
+          <w:sz w:val="32"/>
+          <w:szCs w:val="32"/>
+        </w:rPr>
+      </w:pPr>
+      <w:r>
+        <w:rPr>
+          <w:rFonts w:ascii="Times New Roman" w:hAnsi="Times New Roman" w:cs="Times New Roman"/>
+          <w:sz w:val="32"/>
+          <w:szCs w:val="32"/>
+        </w:rPr>
+        <w:t>Студента группы Исс 24-1</w:t>
+      </w:r>
+    </w:p>
+    <w:p>
+      <w:pPr>
+        <w:spacing w:after="0" w:line="240" w:lineRule="auto"/>
+        <w:jc w:val="center"/>
+        <w:rPr>
+          <w:rFonts w:ascii="Times New Roman" w:hAnsi="Times New Roman" w:cs="Times New Roman"/>
+          <w:sz w:val="32"/>
+          <w:szCs w:val="32"/>
+        </w:rPr>
+      </w:pPr>
+      <w:r>
+        <w:rPr>
+          <w:rFonts w:ascii="Times New Roman" w:hAnsi="Times New Roman" w:cs="Times New Roman"/>
+          <w:sz w:val="32"/>
+          <w:szCs w:val="32"/>
+        </w:rPr>
+        <w:t>ГБУ КО ПОО «КИТиС»</w:t>
+      </w:r>
+    </w:p>
+    <w:p>
+      <w:pPr>
+        <w:spacing w:after="0" w:line="240" w:lineRule="auto"/>
+        <w:jc w:val="center"/>
+        <w:rPr>
+          <w:rFonts w:ascii="Times New Roman" w:hAnsi="Times New Roman" w:cs="Times New Roman"/>
+          <w:sz w:val="32"/>
+          <w:szCs w:val="32"/>
+        </w:rPr>
+      </w:pPr>
+      <w:r>
+        <w:rPr>
+          <w:rFonts w:ascii="Times New Roman" w:hAnsi="Times New Roman" w:cs="Times New Roman"/>
+          <w:sz w:val="32"/>
+          <w:szCs w:val="32"/>
+        </w:rPr>
+        <w:t>Архипова Павла Сергеевича</w:t>
+      </w:r>
+    </w:p>
+    <w:p>
+      <w:pPr>
+        <w:spacing w:after="0" w:line="240" w:lineRule="auto"/>
+        <w:jc w:val="center"/>
         <w:rPr>
           <w:rFonts w:ascii="Times New Roman" w:hAnsi="Times New Roman" w:cs="Times New Roman"/>
           <w:b/>
@@ -120,6 +103,15 @@
           <w:sz w:val="32"/>
           <w:szCs w:val="32"/>
         </w:rPr>
+      </w:pPr>
+      <w:r>
+        <w:rPr>
+          <w:rFonts w:ascii="Times New Roman" w:hAnsi="Times New Roman" w:cs="Times New Roman"/>
+          <w:b/>
+          <w:bCs/>
+          <w:sz w:val="32"/>
+          <w:szCs w:val="32"/>
+        </w:rPr>
         <w:t>Вариант 2</w:t>
       </w:r>
     </w:p>
@@ -159,23 +151,7 @@
           <w:szCs w:val="32"/>
         </w:rPr>
         <w:lastRenderedPageBreak/>
-        <w:t>Тема: «Запись Арифметических</w:t>
-      </w:r>
-      <w:r>
-        <w:rPr>
-          <w:rFonts w:ascii="Times New Roman" w:hAnsi="Times New Roman" w:cs="Times New Roman"/>
-          <w:sz w:val="32"/>
-          <w:szCs w:val="32"/>
-        </w:rPr>
-        <w:t xml:space="preserve"> </w:t>
-      </w:r>
-      <w:r>
-        <w:rPr>
-          <w:rFonts w:ascii="Times New Roman" w:hAnsi="Times New Roman" w:cs="Times New Roman"/>
-          <w:sz w:val="32"/>
-          <w:szCs w:val="32"/>
-        </w:rPr>
-        <w:t>Выражений»</w:t>
+        <w:t>Тема: «»</w:t>
       </w:r>
     </w:p>
     <w:p>
@@ -185,6 +161,7 @@
           <w:rFonts w:ascii="Times New Roman" w:hAnsi="Times New Roman" w:cs="Times New Roman"/>
           <w:sz w:val="28"/>
           <w:szCs w:val="28"/>
+          <w:lang w:val="en-US"/>
         </w:rPr>
       </w:pPr>
       <w:r>
@@ -198,9 +175,9 @@
     </w:p>
     <w:p>
       <w:pPr>
-        <w:spacing w:line="240" w:lineRule="auto"/>
-        <w:rPr>
-          <w:rFonts w:ascii="Times New Roman" w:eastAsiaTheme="minorEastAsia" w:hAnsi="Times New Roman" w:cs="Times New Roman"/>
+        <w:spacing w:after="0" w:line="240" w:lineRule="auto"/>
+        <w:rPr>
+          <w:rFonts w:ascii="Times New Roman" w:hAnsi="Times New Roman" w:cs="Times New Roman"/>
           <w:sz w:val="28"/>
           <w:szCs w:val="28"/>
           <w:lang w:val="en-US"/>
@@ -213,22 +190,14 @@
               <w:rFonts w:ascii="Cambria Math" w:hAnsi="Cambria Math" w:cs="Times New Roman"/>
               <w:sz w:val="28"/>
               <w:szCs w:val="28"/>
-            </w:rPr>
-            <m:t>y</m:t>
-          </m:r>
-          <m:r>
-            <w:rPr>
-              <w:rFonts w:ascii="Cambria Math" w:hAnsi="Cambria Math" w:cs="Times New Roman"/>
-              <w:sz w:val="28"/>
-              <w:szCs w:val="28"/>
               <w:lang w:val="en-US"/>
             </w:rPr>
-            <m:t xml:space="preserve">= </m:t>
+            <m:t>z=</m:t>
           </m:r>
           <m:d>
             <m:dPr>
-              <m:begChr m:val="|"/>
-              <m:endChr m:val="|"/>
+              <m:begChr m:val="{"/>
+              <m:endChr m:val="}"/>
               <m:ctrlPr>
                 <w:rPr>
                   <w:rFonts w:ascii="Cambria Math" w:hAnsi="Cambria Math" w:cs="Times New Roman"/>
@@ -240,8 +209,8 @@
               </m:ctrlPr>
             </m:dPr>
             <m:e>
-              <m:sSup>
-                <m:sSupPr>
+              <m:eqArr>
+                <m:eqArrPr>
                   <m:ctrlPr>
                     <w:rPr>
                       <w:rFonts w:ascii="Cambria Math" w:hAnsi="Cambria Math" w:cs="Times New Roman"/>
@@ -251,7 +220,7 @@
                       <w:lang w:val="en-US"/>
                     </w:rPr>
                   </m:ctrlPr>
-                </m:sSupPr>
+                </m:eqArrPr>
                 <m:e>
                   <m:r>
                     <w:rPr>
@@ -260,13 +229,10 @@
                       <w:szCs w:val="28"/>
                       <w:lang w:val="en-US"/>
                     </w:rPr>
-                    <m:t>x</m:t>
+                    <m:t>1-</m:t>
                   </m:r>
-                </m:e>
-                <m:sup>
-                  <m:f>
-                    <m:fPr>
-                      <m:type m:val="lin"/>
+                  <m:sSup>
+                    <m:sSupPr>
                       <m:ctrlPr>
                         <w:rPr>
                           <w:rFonts w:ascii="Cambria Math" w:hAnsi="Cambria Math" w:cs="Times New Roman"/>
@@ -276,8 +242,8 @@
                           <w:lang w:val="en-US"/>
                         </w:rPr>
                       </m:ctrlPr>
-                    </m:fPr>
-                    <m:num>
+                    </m:sSupPr>
+                    <m:e>
                       <m:r>
                         <w:rPr>
                           <w:rFonts w:ascii="Cambria Math" w:hAnsi="Cambria Math" w:cs="Times New Roman"/>
@@ -285,10 +251,10 @@
                           <w:szCs w:val="28"/>
                           <w:lang w:val="en-US"/>
                         </w:rPr>
-                        <m:t>y</m:t>
+                        <m:t>e</m:t>
                       </m:r>
-                    </m:num>
-                    <m:den>
+                    </m:e>
+                    <m:sup>
                       <m:r>
                         <w:rPr>
                           <w:rFonts w:ascii="Cambria Math" w:hAnsi="Cambria Math" w:cs="Times New Roman"/>
@@ -296,61 +262,10 @@
                           <w:szCs w:val="28"/>
                           <w:lang w:val="en-US"/>
                         </w:rPr>
-                        <m:t>x</m:t>
+                        <m:t>xy + ab</m:t>
                       </m:r>
-                    </m:den>
-                  </m:f>
-                </m:sup>
-              </m:sSup>
-            </m:e>
-          </m:d>
-          <m:r>
-            <w:rPr>
-              <w:rFonts w:ascii="Cambria Math" w:hAnsi="Cambria Math" w:cs="Times New Roman"/>
-              <w:sz w:val="28"/>
-              <w:szCs w:val="28"/>
-              <w:lang w:val="en-US"/>
-            </w:rPr>
-            <m:t>-</m:t>
-          </m:r>
-          <m:rad>
-            <m:radPr>
-              <m:ctrlPr>
-                <w:rPr>
-                  <w:rFonts w:ascii="Cambria Math" w:hAnsi="Cambria Math" w:cs="Times New Roman"/>
-                  <w:i/>
-                  <w:sz w:val="28"/>
-                  <w:szCs w:val="28"/>
-                  <w:lang w:val="en-US"/>
-                </w:rPr>
-              </m:ctrlPr>
-            </m:radPr>
-            <m:deg>
-              <m:r>
-                <w:rPr>
-                  <w:rFonts w:ascii="Cambria Math" w:hAnsi="Cambria Math" w:cs="Times New Roman"/>
-                  <w:sz w:val="28"/>
-                  <w:szCs w:val="28"/>
-                  <w:lang w:val="en-US"/>
-                </w:rPr>
-                <m:t>3</m:t>
-              </m:r>
-            </m:deg>
-            <m:e>
-              <m:f>
-                <m:fPr>
-                  <m:type m:val="lin"/>
-                  <m:ctrlPr>
-                    <w:rPr>
-                      <w:rFonts w:ascii="Cambria Math" w:hAnsi="Cambria Math" w:cs="Times New Roman"/>
-                      <w:i/>
-                      <w:sz w:val="28"/>
-                      <w:szCs w:val="28"/>
-                      <w:lang w:val="en-US"/>
-                    </w:rPr>
-                  </m:ctrlPr>
-                </m:fPr>
-                <m:num>
+                    </m:sup>
+                  </m:sSup>
                   <m:r>
                     <w:rPr>
                       <w:rFonts w:ascii="Cambria Math" w:hAnsi="Cambria Math" w:cs="Times New Roman"/>
@@ -358,10 +273,10 @@
                       <w:szCs w:val="28"/>
                       <w:lang w:val="en-US"/>
                     </w:rPr>
-                    <m:t>y</m:t>
+                    <m:t>; xy &gt; 0</m:t>
                   </m:r>
-                </m:num>
-                <m:den>
+                </m:e>
+                <m:e>
                   <m:r>
                     <w:rPr>
                       <w:rFonts w:ascii="Cambria Math" w:hAnsi="Cambria Math" w:cs="Times New Roman"/>
@@ -369,171 +284,32 @@
                       <w:szCs w:val="28"/>
                       <w:lang w:val="en-US"/>
                     </w:rPr>
-                    <m:t>x</m:t>
+                    <m:t>b-</m:t>
                   </m:r>
-                </m:den>
-              </m:f>
-            </m:e>
-          </m:rad>
-        </m:oMath>
-      </m:oMathPara>
-    </w:p>
-    <w:p>
-      <w:pPr>
-        <w:spacing w:line="240" w:lineRule="auto"/>
-        <w:rPr>
-          <w:rFonts w:ascii="Times New Roman" w:hAnsi="Times New Roman" w:cs="Times New Roman"/>
-          <w:sz w:val="28"/>
-          <w:szCs w:val="28"/>
-        </w:rPr>
-      </w:pPr>
-      <m:oMathPara>
-        <m:oMath>
-          <m:r>
-            <w:rPr>
-              <w:rFonts w:ascii="Cambria Math" w:hAnsi="Cambria Math" w:cs="Times New Roman"/>
-              <w:sz w:val="28"/>
-              <w:szCs w:val="28"/>
-            </w:rPr>
-            <m:t>u</m:t>
-          </m:r>
-          <m:r>
-            <w:rPr>
-              <w:rFonts w:ascii="Cambria Math" w:hAnsi="Cambria Math" w:cs="Times New Roman"/>
-              <w:sz w:val="28"/>
-              <w:szCs w:val="28"/>
-              <w:lang w:val="en-US"/>
-            </w:rPr>
-            <m:t xml:space="preserve">= </m:t>
-          </m:r>
-          <m:d>
-            <m:dPr>
-              <m:ctrlPr>
-                <w:rPr>
-                  <w:rFonts w:ascii="Cambria Math" w:hAnsi="Cambria Math" w:cs="Times New Roman"/>
-                  <w:i/>
-                  <w:sz w:val="28"/>
-                  <w:szCs w:val="28"/>
-                  <w:lang w:val="en-US"/>
-                </w:rPr>
-              </m:ctrlPr>
-            </m:dPr>
-            <m:e>
-              <m:r>
-                <w:rPr>
-                  <w:rFonts w:ascii="Cambria Math" w:hAnsi="Cambria Math" w:cs="Times New Roman"/>
-                  <w:sz w:val="28"/>
-                  <w:szCs w:val="28"/>
-                  <w:lang w:val="en-US"/>
-                </w:rPr>
-                <m:t>y-x</m:t>
-              </m:r>
-            </m:e>
-          </m:d>
-          <m:f>
-            <m:fPr>
-              <m:ctrlPr>
-                <w:rPr>
-                  <w:rFonts w:ascii="Cambria Math" w:hAnsi="Cambria Math" w:cs="Times New Roman"/>
-                  <w:i/>
-                  <w:sz w:val="28"/>
-                  <w:szCs w:val="28"/>
-                  <w:lang w:val="en-US"/>
-                </w:rPr>
-              </m:ctrlPr>
-            </m:fPr>
-            <m:num>
-              <m:f>
-                <m:fPr>
-                  <m:type m:val="lin"/>
-                  <m:ctrlPr>
-                    <w:rPr>
-                      <w:rFonts w:ascii="Cambria Math" w:hAnsi="Cambria Math" w:cs="Times New Roman"/>
-                      <w:i/>
-                      <w:sz w:val="28"/>
-                      <w:szCs w:val="28"/>
-                    </w:rPr>
-                  </m:ctrlPr>
-                </m:fPr>
-                <m:num>
-                  <m:r>
-                    <w:rPr>
-                      <w:rFonts w:ascii="Cambria Math" w:hAnsi="Cambria Math" w:cs="Times New Roman"/>
-                      <w:sz w:val="28"/>
-                      <w:szCs w:val="28"/>
-                    </w:rPr>
-                    <m:t>y</m:t>
-                  </m:r>
-                  <m:r>
-                    <w:rPr>
-                      <w:rFonts w:ascii="Cambria Math" w:hAnsi="Cambria Math" w:cs="Times New Roman"/>
-                      <w:sz w:val="28"/>
-                      <w:szCs w:val="28"/>
-                      <w:lang w:val="en-US"/>
-                    </w:rPr>
-                    <m:t>-z</m:t>
-                  </m:r>
-                </m:num>
-                <m:den>
-                  <m:d>
-                    <m:dPr>
+                  <m:func>
+                    <m:funcPr>
                       <m:ctrlPr>
-                        <w:rPr>
-                          <w:rFonts w:ascii="Cambria Math" w:hAnsi="Cambria Math" w:cs="Times New Roman"/>
-                          <w:i/>
-                          <w:sz w:val="28"/>
-                          <w:szCs w:val="28"/>
-                        </w:rPr>
-                      </m:ctrlPr>
-                    </m:dPr>
-                    <m:e>
-                      <m:r>
-                        <w:rPr>
-                          <w:rFonts w:ascii="Cambria Math" w:hAnsi="Cambria Math" w:cs="Times New Roman"/>
-                          <w:sz w:val="28"/>
-                          <w:szCs w:val="28"/>
-                        </w:rPr>
-                        <m:t>y</m:t>
-                      </m:r>
-                      <m:r>
                         <w:rPr>
                           <w:rFonts w:ascii="Cambria Math" w:hAnsi="Cambria Math" w:cs="Times New Roman"/>
                           <w:sz w:val="28"/>
                           <w:szCs w:val="28"/>
                           <w:lang w:val="en-US"/>
                         </w:rPr>
-                        <m:t>-x</m:t>
+                      </m:ctrlPr>
+                    </m:funcPr>
+                    <m:fName>
+                      <m:r>
+                        <m:rPr>
+                          <m:sty m:val="p"/>
+                        </m:rPr>
+                        <w:rPr>
+                          <w:rFonts w:ascii="Cambria Math" w:hAnsi="Cambria Math" w:cs="Times New Roman"/>
+                          <w:sz w:val="28"/>
+                          <w:szCs w:val="28"/>
+                          <w:lang w:val="en-US"/>
+                        </w:rPr>
+                        <m:t>min</m:t>
                       </m:r>
-                    </m:e>
-                  </m:d>
-                </m:den>
-              </m:f>
-            </m:num>
-            <m:den>
-              <m:r>
-                <w:rPr>
-                  <w:rFonts w:ascii="Cambria Math" w:hAnsi="Cambria Math" w:cs="Times New Roman"/>
-                  <w:sz w:val="28"/>
-                  <w:szCs w:val="28"/>
-                  <w:lang w:val="en-US"/>
-                </w:rPr>
-                <m:t xml:space="preserve">1+ </m:t>
-              </m:r>
-              <m:sSup>
-                <m:sSupPr>
-                  <m:ctrlPr>
-                    <w:rPr>
-                      <w:rFonts w:ascii="Cambria Math" w:hAnsi="Cambria Math" w:cs="Times New Roman"/>
-                      <w:i/>
-                      <w:sz w:val="28"/>
-                      <w:szCs w:val="28"/>
-                      <w:lang w:val="en-US"/>
-                    </w:rPr>
-                  </m:ctrlPr>
-                </m:sSupPr>
-                <m:e>
-                  <m:d>
-                    <m:dPr>
                       <m:ctrlPr>
                         <w:rPr>
                           <w:rFonts w:ascii="Cambria Math" w:hAnsi="Cambria Math" w:cs="Times New Roman"/>
@@ -543,21 +319,36 @@
                           <w:lang w:val="en-US"/>
                         </w:rPr>
                       </m:ctrlPr>
-                    </m:dPr>
+                    </m:fName>
                     <m:e>
-                      <m:r>
-                        <w:rPr>
-                          <w:rFonts w:ascii="Cambria Math" w:hAnsi="Cambria Math" w:cs="Times New Roman"/>
-                          <w:sz w:val="28"/>
-                          <w:szCs w:val="28"/>
-                          <w:lang w:val="en-US"/>
-                        </w:rPr>
-                        <m:t>y-x</m:t>
-                      </m:r>
+                      <m:d>
+                        <m:dPr>
+                          <m:begChr m:val="{"/>
+                          <m:endChr m:val="}"/>
+                          <m:ctrlPr>
+                            <w:rPr>
+                              <w:rFonts w:ascii="Cambria Math" w:hAnsi="Cambria Math" w:cs="Times New Roman"/>
+                              <w:i/>
+                              <w:sz w:val="28"/>
+                              <w:szCs w:val="28"/>
+                              <w:lang w:val="en-US"/>
+                            </w:rPr>
+                          </m:ctrlPr>
+                        </m:dPr>
+                        <m:e>
+                          <m:r>
+                            <w:rPr>
+                              <w:rFonts w:ascii="Cambria Math" w:hAnsi="Cambria Math" w:cs="Times New Roman"/>
+                              <w:sz w:val="28"/>
+                              <w:szCs w:val="28"/>
+                              <w:lang w:val="en-US"/>
+                            </w:rPr>
+                            <m:t>ax, y</m:t>
+                          </m:r>
+                        </m:e>
+                      </m:d>
                     </m:e>
-                  </m:d>
-                </m:e>
-                <m:sup>
+                  </m:func>
                   <m:r>
                     <w:rPr>
                       <w:rFonts w:ascii="Cambria Math" w:hAnsi="Cambria Math" w:cs="Times New Roman"/>
@@ -565,18 +356,1493 @@
                       <w:szCs w:val="28"/>
                       <w:lang w:val="en-US"/>
                     </w:rPr>
-                    <m:t>2</m:t>
+                    <m:t>;xy=0</m:t>
                   </m:r>
-                </m:sup>
-              </m:sSup>
-            </m:den>
-          </m:f>
+                  <m:ctrlPr>
+                    <w:rPr>
+                      <w:rFonts w:ascii="Cambria Math" w:eastAsia="Cambria Math" w:hAnsi="Cambria Math" w:cs="Cambria Math"/>
+                      <w:i/>
+                      <w:sz w:val="28"/>
+                      <w:szCs w:val="28"/>
+                      <w:lang w:val="en-US"/>
+                    </w:rPr>
+                  </m:ctrlPr>
+                </m:e>
+                <m:e>
+                  <m:r>
+                    <m:rPr>
+                      <m:sty m:val="p"/>
+                    </m:rPr>
+                    <w:rPr>
+                      <w:rFonts w:ascii="Cambria Math" w:eastAsia="Cambria Math" w:hAnsi="Cambria Math" w:cs="Cambria Math"/>
+                      <w:sz w:val="28"/>
+                      <w:szCs w:val="28"/>
+                      <w:lang w:val="en-US"/>
+                    </w:rPr>
+                    <m:t>max</m:t>
+                  </m:r>
+                  <m:d>
+                    <m:dPr>
+                      <m:begChr m:val="{"/>
+                      <m:endChr m:val="}"/>
+                      <m:ctrlPr>
+                        <w:rPr>
+                          <w:rFonts w:ascii="Cambria Math" w:eastAsia="Cambria Math" w:hAnsi="Cambria Math" w:cs="Cambria Math"/>
+                          <w:i/>
+                          <w:sz w:val="28"/>
+                          <w:szCs w:val="28"/>
+                          <w:lang w:val="en-US"/>
+                        </w:rPr>
+                      </m:ctrlPr>
+                    </m:dPr>
+                    <m:e>
+                      <m:sSup>
+                        <m:sSupPr>
+                          <m:ctrlPr>
+                            <w:rPr>
+                              <w:rFonts w:ascii="Cambria Math" w:eastAsia="Cambria Math" w:hAnsi="Cambria Math" w:cs="Cambria Math"/>
+                              <w:i/>
+                              <w:sz w:val="28"/>
+                              <w:szCs w:val="28"/>
+                              <w:lang w:val="en-US"/>
+                            </w:rPr>
+                          </m:ctrlPr>
+                        </m:sSupPr>
+                        <m:e>
+                          <m:r>
+                            <w:rPr>
+                              <w:rFonts w:ascii="Cambria Math" w:eastAsia="Cambria Math" w:hAnsi="Cambria Math" w:cs="Cambria Math"/>
+                              <w:sz w:val="28"/>
+                              <w:szCs w:val="28"/>
+                              <w:lang w:val="en-US"/>
+                            </w:rPr>
+                            <m:t>x</m:t>
+                          </m:r>
+                        </m:e>
+                        <m:sup>
+                          <m:r>
+                            <w:rPr>
+                              <w:rFonts w:ascii="Cambria Math" w:eastAsia="Cambria Math" w:hAnsi="Cambria Math" w:cs="Cambria Math"/>
+                              <w:sz w:val="28"/>
+                              <w:szCs w:val="28"/>
+                              <w:lang w:val="en-US"/>
+                            </w:rPr>
+                            <m:t>3</m:t>
+                          </m:r>
+                        </m:sup>
+                      </m:sSup>
+                      <m:r>
+                        <w:rPr>
+                          <w:rFonts w:ascii="Cambria Math" w:eastAsia="Cambria Math" w:hAnsi="Cambria Math" w:cs="Cambria Math"/>
+                          <w:sz w:val="28"/>
+                          <w:szCs w:val="28"/>
+                          <w:lang w:val="en-US"/>
+                        </w:rPr>
+                        <m:t xml:space="preserve">, </m:t>
+                      </m:r>
+                      <m:sSup>
+                        <m:sSupPr>
+                          <m:ctrlPr>
+                            <w:rPr>
+                              <w:rFonts w:ascii="Cambria Math" w:eastAsia="Cambria Math" w:hAnsi="Cambria Math" w:cs="Cambria Math"/>
+                              <w:i/>
+                              <w:sz w:val="28"/>
+                              <w:szCs w:val="28"/>
+                              <w:lang w:val="en-US"/>
+                            </w:rPr>
+                          </m:ctrlPr>
+                        </m:sSupPr>
+                        <m:e>
+                          <m:r>
+                            <w:rPr>
+                              <w:rFonts w:ascii="Cambria Math" w:eastAsia="Cambria Math" w:hAnsi="Cambria Math" w:cs="Cambria Math"/>
+                              <w:sz w:val="28"/>
+                              <w:szCs w:val="28"/>
+                              <w:lang w:val="en-US"/>
+                            </w:rPr>
+                            <m:t>e</m:t>
+                          </m:r>
+                        </m:e>
+                        <m:sup>
+                          <m:r>
+                            <w:rPr>
+                              <w:rFonts w:ascii="Cambria Math" w:eastAsia="Cambria Math" w:hAnsi="Cambria Math" w:cs="Cambria Math"/>
+                              <w:sz w:val="28"/>
+                              <w:szCs w:val="28"/>
+                              <w:lang w:val="en-US"/>
+                            </w:rPr>
+                            <m:t>y</m:t>
+                          </m:r>
+                        </m:sup>
+                      </m:sSup>
+                      <m:r>
+                        <w:rPr>
+                          <w:rFonts w:ascii="Cambria Math" w:eastAsia="Cambria Math" w:hAnsi="Cambria Math" w:cs="Cambria Math"/>
+                          <w:sz w:val="28"/>
+                          <w:szCs w:val="28"/>
+                          <w:lang w:val="en-US"/>
+                        </w:rPr>
+                        <m:t>,</m:t>
+                      </m:r>
+                      <m:rad>
+                        <m:radPr>
+                          <m:degHide m:val="1"/>
+                          <m:ctrlPr>
+                            <w:rPr>
+                              <w:rFonts w:ascii="Cambria Math" w:eastAsia="Cambria Math" w:hAnsi="Cambria Math" w:cs="Cambria Math"/>
+                              <w:i/>
+                              <w:sz w:val="28"/>
+                              <w:szCs w:val="28"/>
+                              <w:lang w:val="en-US"/>
+                            </w:rPr>
+                          </m:ctrlPr>
+                        </m:radPr>
+                        <m:deg/>
+                        <m:e>
+                          <m:d>
+                            <m:dPr>
+                              <m:begChr m:val="|"/>
+                              <m:endChr m:val="|"/>
+                              <m:ctrlPr>
+                                <w:rPr>
+                                  <w:rFonts w:ascii="Cambria Math" w:eastAsia="Cambria Math" w:hAnsi="Cambria Math" w:cs="Cambria Math"/>
+                                  <w:i/>
+                                  <w:sz w:val="28"/>
+                                  <w:szCs w:val="28"/>
+                                  <w:lang w:val="en-US"/>
+                                </w:rPr>
+                              </m:ctrlPr>
+                            </m:dPr>
+                            <m:e>
+                              <m:r>
+                                <w:rPr>
+                                  <w:rFonts w:ascii="Cambria Math" w:eastAsia="Cambria Math" w:hAnsi="Cambria Math" w:cs="Cambria Math"/>
+                                  <w:sz w:val="28"/>
+                                  <w:szCs w:val="28"/>
+                                  <w:lang w:val="en-US"/>
+                                </w:rPr>
+                                <m:t xml:space="preserve"> </m:t>
+                              </m:r>
+                              <m:func>
+                                <m:funcPr>
+                                  <m:ctrlPr>
+                                    <w:rPr>
+                                      <w:rFonts w:ascii="Cambria Math" w:eastAsia="Cambria Math" w:hAnsi="Cambria Math" w:cs="Cambria Math"/>
+                                      <w:i/>
+                                      <w:sz w:val="28"/>
+                                      <w:szCs w:val="28"/>
+                                      <w:lang w:val="en-US"/>
+                                    </w:rPr>
+                                  </m:ctrlPr>
+                                </m:funcPr>
+                                <m:fName>
+                                  <m:r>
+                                    <m:rPr>
+                                      <m:sty m:val="p"/>
+                                    </m:rPr>
+                                    <w:rPr>
+                                      <w:rFonts w:ascii="Cambria Math" w:eastAsia="Cambria Math" w:hAnsi="Cambria Math" w:cs="Cambria Math"/>
+                                      <w:sz w:val="28"/>
+                                      <w:szCs w:val="28"/>
+                                      <w:lang w:val="en-US"/>
+                                    </w:rPr>
+                                    <m:t>ln</m:t>
+                                  </m:r>
+                                </m:fName>
+                                <m:e>
+                                  <m:sSup>
+                                    <m:sSupPr>
+                                      <m:ctrlPr>
+                                        <w:rPr>
+                                          <w:rFonts w:ascii="Cambria Math" w:eastAsia="Cambria Math" w:hAnsi="Cambria Math" w:cs="Cambria Math"/>
+                                          <w:i/>
+                                          <w:sz w:val="28"/>
+                                          <w:szCs w:val="28"/>
+                                          <w:lang w:val="en-US"/>
+                                        </w:rPr>
+                                      </m:ctrlPr>
+                                    </m:sSupPr>
+                                    <m:e>
+                                      <m:r>
+                                        <w:rPr>
+                                          <w:rFonts w:ascii="Cambria Math" w:eastAsia="Cambria Math" w:hAnsi="Cambria Math" w:cs="Cambria Math"/>
+                                          <w:sz w:val="28"/>
+                                          <w:szCs w:val="28"/>
+                                          <w:lang w:val="en-US"/>
+                                        </w:rPr>
+                                        <m:t>y</m:t>
+                                      </m:r>
+                                    </m:e>
+                                    <m:sup>
+                                      <m:r>
+                                        <w:rPr>
+                                          <w:rFonts w:ascii="Cambria Math" w:eastAsia="Cambria Math" w:hAnsi="Cambria Math" w:cs="Cambria Math"/>
+                                          <w:sz w:val="28"/>
+                                          <w:szCs w:val="28"/>
+                                          <w:lang w:val="en-US"/>
+                                        </w:rPr>
+                                        <m:t>2</m:t>
+                                      </m:r>
+                                    </m:sup>
+                                  </m:sSup>
+                                  <m:r>
+                                    <w:rPr>
+                                      <w:rFonts w:ascii="Cambria Math" w:eastAsia="Cambria Math" w:hAnsi="Cambria Math" w:cs="Cambria Math"/>
+                                      <w:sz w:val="28"/>
+                                      <w:szCs w:val="28"/>
+                                      <w:lang w:val="en-US"/>
+                                    </w:rPr>
+                                    <m:t xml:space="preserve"> </m:t>
+                                  </m:r>
+                                </m:e>
+                              </m:func>
+                            </m:e>
+                          </m:d>
+                        </m:e>
+                      </m:rad>
+                    </m:e>
+                  </m:d>
+                </m:e>
+              </m:eqArr>
+            </m:e>
+          </m:d>
         </m:oMath>
       </m:oMathPara>
     </w:p>
     <w:p>
       <w:pPr>
         <w:spacing w:line="240" w:lineRule="auto"/>
+        <w:rPr>
+          <w:rFonts w:ascii="Times New Roman" w:hAnsi="Times New Roman" w:cs="Times New Roman"/>
+          <w:sz w:val="28"/>
+          <w:szCs w:val="28"/>
+          <w:lang w:val="en-US"/>
+        </w:rPr>
+      </w:pPr>
+      <w:r>
+        <w:rPr>
+          <w:rFonts w:ascii="Times New Roman" w:hAnsi="Times New Roman" w:cs="Times New Roman"/>
+          <w:sz w:val="28"/>
+          <w:szCs w:val="28"/>
+        </w:rPr>
+        <w:t>Листинг</w:t>
+      </w:r>
+      <w:r>
+        <w:rPr>
+          <w:rFonts w:ascii="Times New Roman" w:hAnsi="Times New Roman" w:cs="Times New Roman"/>
+          <w:sz w:val="28"/>
+          <w:szCs w:val="28"/>
+          <w:lang w:val="en-US"/>
+        </w:rPr>
+        <w:t>:</w:t>
+      </w:r>
+    </w:p>
+    <w:p>
+      <w:pPr>
+        <w:pBdr>
+          <w:top w:val="single" w:sz="4" w:space="1" w:color="auto"/>
+          <w:left w:val="single" w:sz="4" w:space="4" w:color="auto"/>
+          <w:bottom w:val="single" w:sz="4" w:space="1" w:color="auto"/>
+          <w:right w:val="single" w:sz="4" w:space="4" w:color="auto"/>
+        </w:pBdr>
+        <w:spacing w:after="0" w:line="240" w:lineRule="auto"/>
+        <w:rPr>
+          <w:rFonts w:ascii="Courier New" w:hAnsi="Courier New" w:cs="Courier New"/>
+          <w:sz w:val="20"/>
+          <w:szCs w:val="20"/>
+        </w:rPr>
+      </w:pPr>
+      <w:r>
+        <w:rPr>
+          <w:rFonts w:ascii="Courier New" w:hAnsi="Courier New" w:cs="Courier New"/>
+          <w:sz w:val="20"/>
+          <w:szCs w:val="20"/>
+          <w:lang w:val="en-US"/>
+        </w:rPr>
+        <w:t xml:space="preserve">  1: import random as r</w:t>
+      </w:r>
+    </w:p>
+    <w:p>
+      <w:pPr>
+        <w:pBdr>
+          <w:top w:val="single" w:sz="4" w:space="1" w:color="auto"/>
+          <w:left w:val="single" w:sz="4" w:space="4" w:color="auto"/>
+          <w:bottom w:val="single" w:sz="4" w:space="1" w:color="auto"/>
+          <w:right w:val="single" w:sz="4" w:space="4" w:color="auto"/>
+        </w:pBdr>
+        <w:spacing w:after="0" w:line="240" w:lineRule="auto"/>
+        <w:rPr>
+          <w:rFonts w:ascii="Courier New" w:hAnsi="Courier New" w:cs="Courier New"/>
+          <w:sz w:val="20"/>
+          <w:szCs w:val="20"/>
+          <w:lang w:val="en-US"/>
+        </w:rPr>
+      </w:pPr>
+      <w:r>
+        <w:rPr>
+          <w:rFonts w:ascii="Courier New" w:hAnsi="Courier New" w:cs="Courier New"/>
+          <w:sz w:val="20"/>
+          <w:szCs w:val="20"/>
+          <w:lang w:val="en-US"/>
+        </w:rPr>
+        <w:t xml:space="preserve">  2: import math as m</w:t>
+      </w:r>
+    </w:p>
+    <w:p>
+      <w:pPr>
+        <w:pBdr>
+          <w:top w:val="single" w:sz="4" w:space="1" w:color="auto"/>
+          <w:left w:val="single" w:sz="4" w:space="4" w:color="auto"/>
+          <w:bottom w:val="single" w:sz="4" w:space="1" w:color="auto"/>
+          <w:right w:val="single" w:sz="4" w:space="4" w:color="auto"/>
+        </w:pBdr>
+        <w:spacing w:after="0" w:line="240" w:lineRule="auto"/>
+        <w:rPr>
+          <w:rFonts w:ascii="Courier New" w:hAnsi="Courier New" w:cs="Courier New"/>
+          <w:sz w:val="20"/>
+          <w:szCs w:val="20"/>
+        </w:rPr>
+      </w:pPr>
+      <w:r>
+        <w:rPr>
+          <w:rFonts w:ascii="Courier New" w:hAnsi="Courier New" w:cs="Courier New"/>
+          <w:sz w:val="20"/>
+          <w:szCs w:val="20"/>
+          <w:lang w:val="en-US"/>
+        </w:rPr>
+        <w:t xml:space="preserve">  </w:t>
+      </w:r>
+      <w:r>
+        <w:rPr>
+          <w:rFonts w:ascii="Courier New" w:hAnsi="Courier New" w:cs="Courier New"/>
+          <w:sz w:val="20"/>
+          <w:szCs w:val="20"/>
+        </w:rPr>
+        <w:t xml:space="preserve">3: </w:t>
+      </w:r>
+      <w:r>
+        <w:rPr>
+          <w:rFonts w:ascii="Courier New" w:hAnsi="Courier New" w:cs="Courier New"/>
+          <w:sz w:val="20"/>
+          <w:szCs w:val="20"/>
+          <w:lang w:val="en-US"/>
+        </w:rPr>
+        <w:t>print</w:t>
+      </w:r>
+      <w:r>
+        <w:rPr>
+          <w:rFonts w:ascii="Courier New" w:hAnsi="Courier New" w:cs="Courier New"/>
+          <w:sz w:val="20"/>
+          <w:szCs w:val="20"/>
+        </w:rPr>
+        <w:t>(""""Эта программа вычисляет кусочно заданную функцию</w:t>
+      </w:r>
+    </w:p>
+    <w:p>
+      <w:pPr>
+        <w:pBdr>
+          <w:top w:val="single" w:sz="4" w:space="1" w:color="auto"/>
+          <w:left w:val="single" w:sz="4" w:space="4" w:color="auto"/>
+          <w:bottom w:val="single" w:sz="4" w:space="1" w:color="auto"/>
+          <w:right w:val="single" w:sz="4" w:space="4" w:color="auto"/>
+        </w:pBdr>
+        <w:spacing w:after="0" w:line="240" w:lineRule="auto"/>
+        <w:rPr>
+          <w:rFonts w:ascii="Courier New" w:hAnsi="Courier New" w:cs="Courier New"/>
+          <w:sz w:val="20"/>
+          <w:szCs w:val="20"/>
+        </w:rPr>
+      </w:pPr>
+      <w:r>
+        <w:rPr>
+          <w:rFonts w:ascii="Courier New" w:hAnsi="Courier New" w:cs="Courier New"/>
+          <w:sz w:val="20"/>
+          <w:szCs w:val="20"/>
+        </w:rPr>
+        <w:t xml:space="preserve">  4:</w:t>
+      </w:r>
+      <w:r>
+        <w:rPr>
+          <w:rFonts w:ascii="Courier New" w:hAnsi="Courier New" w:cs="Courier New"/>
+          <w:sz w:val="20"/>
+          <w:szCs w:val="20"/>
+          <w:lang w:val="en-US"/>
+        </w:rPr>
+        <w:tab/>
+      </w:r>
+      <w:r>
+        <w:rPr>
+          <w:rFonts w:ascii="Courier New" w:hAnsi="Courier New" w:cs="Courier New"/>
+          <w:sz w:val="20"/>
+          <w:szCs w:val="20"/>
+          <w:lang w:val="en-US"/>
+        </w:rPr>
+        <w:t>z</w:t>
+      </w:r>
+      <w:r>
+        <w:rPr>
+          <w:rFonts w:ascii="Courier New" w:hAnsi="Courier New" w:cs="Courier New"/>
+          <w:sz w:val="20"/>
+          <w:szCs w:val="20"/>
+        </w:rPr>
+        <w:t xml:space="preserve"> = 1 - </w:t>
+      </w:r>
+      <w:r>
+        <w:rPr>
+          <w:rFonts w:ascii="Courier New" w:hAnsi="Courier New" w:cs="Courier New"/>
+          <w:sz w:val="20"/>
+          <w:szCs w:val="20"/>
+          <w:lang w:val="en-US"/>
+        </w:rPr>
+        <w:t>e</w:t>
+      </w:r>
+      <w:r>
+        <w:rPr>
+          <w:rFonts w:ascii="Courier New" w:hAnsi="Courier New" w:cs="Courier New"/>
+          <w:sz w:val="20"/>
+          <w:szCs w:val="20"/>
+        </w:rPr>
+        <w:t>^(</w:t>
+      </w:r>
+      <w:r>
+        <w:rPr>
+          <w:rFonts w:ascii="Courier New" w:hAnsi="Courier New" w:cs="Courier New"/>
+          <w:sz w:val="20"/>
+          <w:szCs w:val="20"/>
+          <w:lang w:val="en-US"/>
+        </w:rPr>
+        <w:t>xy</w:t>
+      </w:r>
+      <w:r>
+        <w:rPr>
+          <w:rFonts w:ascii="Courier New" w:hAnsi="Courier New" w:cs="Courier New"/>
+          <w:sz w:val="20"/>
+          <w:szCs w:val="20"/>
+        </w:rPr>
+        <w:t xml:space="preserve"> + </w:t>
+      </w:r>
+      <w:r>
+        <w:rPr>
+          <w:rFonts w:ascii="Courier New" w:hAnsi="Courier New" w:cs="Courier New"/>
+          <w:sz w:val="20"/>
+          <w:szCs w:val="20"/>
+          <w:lang w:val="en-US"/>
+        </w:rPr>
+        <w:t>ab</w:t>
+      </w:r>
+      <w:r>
+        <w:rPr>
+          <w:rFonts w:ascii="Courier New" w:hAnsi="Courier New" w:cs="Courier New"/>
+          <w:sz w:val="20"/>
+          <w:szCs w:val="20"/>
+        </w:rPr>
+        <w:t xml:space="preserve">) # </w:t>
+      </w:r>
+      <w:r>
+        <w:rPr>
+          <w:rFonts w:ascii="Courier New" w:hAnsi="Courier New" w:cs="Courier New"/>
+          <w:sz w:val="20"/>
+          <w:szCs w:val="20"/>
+          <w:lang w:val="en-US"/>
+        </w:rPr>
+        <w:t>xy</w:t>
+      </w:r>
+      <w:r>
+        <w:rPr>
+          <w:rFonts w:ascii="Courier New" w:hAnsi="Courier New" w:cs="Courier New"/>
+          <w:sz w:val="20"/>
+          <w:szCs w:val="20"/>
+        </w:rPr>
+        <w:t xml:space="preserve"> &gt; 0</w:t>
+      </w:r>
+    </w:p>
+    <w:p>
+      <w:pPr>
+        <w:pBdr>
+          <w:top w:val="single" w:sz="4" w:space="1" w:color="auto"/>
+          <w:left w:val="single" w:sz="4" w:space="4" w:color="auto"/>
+          <w:bottom w:val="single" w:sz="4" w:space="1" w:color="auto"/>
+          <w:right w:val="single" w:sz="4" w:space="4" w:color="auto"/>
+        </w:pBdr>
+        <w:spacing w:after="0" w:line="240" w:lineRule="auto"/>
+        <w:rPr>
+          <w:rFonts w:ascii="Courier New" w:hAnsi="Courier New" w:cs="Courier New"/>
+          <w:sz w:val="20"/>
+          <w:szCs w:val="20"/>
+        </w:rPr>
+      </w:pPr>
+      <w:r>
+        <w:rPr>
+          <w:rFonts w:ascii="Courier New" w:hAnsi="Courier New" w:cs="Courier New"/>
+          <w:sz w:val="20"/>
+          <w:szCs w:val="20"/>
+        </w:rPr>
+        <w:t xml:space="preserve">  5:</w:t>
+      </w:r>
+      <w:r>
+        <w:rPr>
+          <w:rFonts w:ascii="Courier New" w:hAnsi="Courier New" w:cs="Courier New"/>
+          <w:sz w:val="20"/>
+          <w:szCs w:val="20"/>
+          <w:lang w:val="en-US"/>
+        </w:rPr>
+        <w:tab/>
+      </w:r>
+      <w:r>
+        <w:rPr>
+          <w:rFonts w:ascii="Courier New" w:hAnsi="Courier New" w:cs="Courier New"/>
+          <w:sz w:val="20"/>
+          <w:szCs w:val="20"/>
+          <w:lang w:val="en-US"/>
+        </w:rPr>
+        <w:t>z</w:t>
+      </w:r>
+      <w:r>
+        <w:rPr>
+          <w:rFonts w:ascii="Courier New" w:hAnsi="Courier New" w:cs="Courier New"/>
+          <w:sz w:val="20"/>
+          <w:szCs w:val="20"/>
+        </w:rPr>
+        <w:t xml:space="preserve"> = </w:t>
+      </w:r>
+      <w:r>
+        <w:rPr>
+          <w:rFonts w:ascii="Courier New" w:hAnsi="Courier New" w:cs="Courier New"/>
+          <w:sz w:val="20"/>
+          <w:szCs w:val="20"/>
+          <w:lang w:val="en-US"/>
+        </w:rPr>
+        <w:t>b</w:t>
+      </w:r>
+      <w:r>
+        <w:rPr>
+          <w:rFonts w:ascii="Courier New" w:hAnsi="Courier New" w:cs="Courier New"/>
+          <w:sz w:val="20"/>
+          <w:szCs w:val="20"/>
+        </w:rPr>
+        <w:t xml:space="preserve"> - </w:t>
+      </w:r>
+      <w:r>
+        <w:rPr>
+          <w:rFonts w:ascii="Courier New" w:hAnsi="Courier New" w:cs="Courier New"/>
+          <w:sz w:val="20"/>
+          <w:szCs w:val="20"/>
+          <w:lang w:val="en-US"/>
+        </w:rPr>
+        <w:t>min</w:t>
+      </w:r>
+      <w:r>
+        <w:rPr>
+          <w:rFonts w:ascii="Courier New" w:hAnsi="Courier New" w:cs="Courier New"/>
+          <w:sz w:val="20"/>
+          <w:szCs w:val="20"/>
+        </w:rPr>
+        <w:t>{</w:t>
+      </w:r>
+      <w:r>
+        <w:rPr>
+          <w:rFonts w:ascii="Courier New" w:hAnsi="Courier New" w:cs="Courier New"/>
+          <w:sz w:val="20"/>
+          <w:szCs w:val="20"/>
+          <w:lang w:val="en-US"/>
+        </w:rPr>
+        <w:t>ax</w:t>
+      </w:r>
+      <w:r>
+        <w:rPr>
+          <w:rFonts w:ascii="Courier New" w:hAnsi="Courier New" w:cs="Courier New"/>
+          <w:sz w:val="20"/>
+          <w:szCs w:val="20"/>
+        </w:rPr>
+        <w:t xml:space="preserve">, </w:t>
+      </w:r>
+      <w:r>
+        <w:rPr>
+          <w:rFonts w:ascii="Courier New" w:hAnsi="Courier New" w:cs="Courier New"/>
+          <w:sz w:val="20"/>
+          <w:szCs w:val="20"/>
+          <w:lang w:val="en-US"/>
+        </w:rPr>
+        <w:t>y</w:t>
+      </w:r>
+      <w:r>
+        <w:rPr>
+          <w:rFonts w:ascii="Courier New" w:hAnsi="Courier New" w:cs="Courier New"/>
+          <w:sz w:val="20"/>
+          <w:szCs w:val="20"/>
+        </w:rPr>
+        <w:t xml:space="preserve">} # </w:t>
+      </w:r>
+      <w:r>
+        <w:rPr>
+          <w:rFonts w:ascii="Courier New" w:hAnsi="Courier New" w:cs="Courier New"/>
+          <w:sz w:val="20"/>
+          <w:szCs w:val="20"/>
+          <w:lang w:val="en-US"/>
+        </w:rPr>
+        <w:t>xy</w:t>
+      </w:r>
+      <w:r>
+        <w:rPr>
+          <w:rFonts w:ascii="Courier New" w:hAnsi="Courier New" w:cs="Courier New"/>
+          <w:sz w:val="20"/>
+          <w:szCs w:val="20"/>
+        </w:rPr>
+        <w:t xml:space="preserve"> = 0</w:t>
+      </w:r>
+    </w:p>
+    <w:p>
+      <w:pPr>
+        <w:pBdr>
+          <w:top w:val="single" w:sz="4" w:space="1" w:color="auto"/>
+          <w:left w:val="single" w:sz="4" w:space="4" w:color="auto"/>
+          <w:bottom w:val="single" w:sz="4" w:space="1" w:color="auto"/>
+          <w:right w:val="single" w:sz="4" w:space="4" w:color="auto"/>
+        </w:pBdr>
+        <w:spacing w:after="0" w:line="240" w:lineRule="auto"/>
+        <w:rPr>
+          <w:rFonts w:ascii="Courier New" w:hAnsi="Courier New" w:cs="Courier New"/>
+          <w:sz w:val="20"/>
+          <w:szCs w:val="20"/>
+          <w:lang w:val="en-US"/>
+        </w:rPr>
+      </w:pPr>
+      <w:r>
+        <w:rPr>
+          <w:rFonts w:ascii="Courier New" w:hAnsi="Courier New" w:cs="Courier New"/>
+          <w:sz w:val="20"/>
+          <w:szCs w:val="20"/>
+        </w:rPr>
+        <w:t xml:space="preserve">  </w:t>
+      </w:r>
+      <w:r>
+        <w:rPr>
+          <w:rFonts w:ascii="Courier New" w:hAnsi="Courier New" w:cs="Courier New"/>
+          <w:sz w:val="20"/>
+          <w:szCs w:val="20"/>
+          <w:lang w:val="en-US"/>
+        </w:rPr>
+        <w:t>6:</w:t>
+      </w:r>
+      <w:r>
+        <w:rPr>
+          <w:rFonts w:ascii="Courier New" w:hAnsi="Courier New" w:cs="Courier New"/>
+          <w:sz w:val="20"/>
+          <w:szCs w:val="20"/>
+          <w:lang w:val="en-US"/>
+        </w:rPr>
+        <w:tab/>
+      </w:r>
+      <w:r>
+        <w:rPr>
+          <w:rFonts w:ascii="Courier New" w:hAnsi="Courier New" w:cs="Courier New"/>
+          <w:sz w:val="20"/>
+          <w:szCs w:val="20"/>
+          <w:lang w:val="en-US"/>
+        </w:rPr>
+        <w:t>z</w:t>
+      </w:r>
+      <w:r>
+        <w:rPr>
+          <w:rFonts w:ascii="Courier New" w:hAnsi="Courier New" w:cs="Courier New"/>
+          <w:sz w:val="20"/>
+          <w:szCs w:val="20"/>
+          <w:lang w:val="en-US"/>
+        </w:rPr>
+        <w:t xml:space="preserve"> = </w:t>
+      </w:r>
+      <w:r>
+        <w:rPr>
+          <w:rFonts w:ascii="Courier New" w:hAnsi="Courier New" w:cs="Courier New"/>
+          <w:sz w:val="20"/>
+          <w:szCs w:val="20"/>
+          <w:lang w:val="en-US"/>
+        </w:rPr>
+        <w:t>max</w:t>
+      </w:r>
+      <w:r>
+        <w:rPr>
+          <w:rFonts w:ascii="Courier New" w:hAnsi="Courier New" w:cs="Courier New"/>
+          <w:sz w:val="20"/>
+          <w:szCs w:val="20"/>
+          <w:lang w:val="en-US"/>
+        </w:rPr>
+        <w:t>{</w:t>
+      </w:r>
+      <w:r>
+        <w:rPr>
+          <w:rFonts w:ascii="Courier New" w:hAnsi="Courier New" w:cs="Courier New"/>
+          <w:sz w:val="20"/>
+          <w:szCs w:val="20"/>
+          <w:lang w:val="en-US"/>
+        </w:rPr>
+        <w:t>x</w:t>
+      </w:r>
+      <w:r>
+        <w:rPr>
+          <w:rFonts w:ascii="Courier New" w:hAnsi="Courier New" w:cs="Courier New"/>
+          <w:sz w:val="20"/>
+          <w:szCs w:val="20"/>
+          <w:lang w:val="en-US"/>
+        </w:rPr>
+        <w:t xml:space="preserve">^3, </w:t>
+      </w:r>
+      <w:r>
+        <w:rPr>
+          <w:rFonts w:ascii="Courier New" w:hAnsi="Courier New" w:cs="Courier New"/>
+          <w:sz w:val="20"/>
+          <w:szCs w:val="20"/>
+          <w:lang w:val="en-US"/>
+        </w:rPr>
+        <w:t>e</w:t>
+      </w:r>
+      <w:r>
+        <w:rPr>
+          <w:rFonts w:ascii="Courier New" w:hAnsi="Courier New" w:cs="Courier New"/>
+          <w:sz w:val="20"/>
+          <w:szCs w:val="20"/>
+          <w:lang w:val="en-US"/>
+        </w:rPr>
+        <w:t>^</w:t>
+      </w:r>
+      <w:r>
+        <w:rPr>
+          <w:rFonts w:ascii="Courier New" w:hAnsi="Courier New" w:cs="Courier New"/>
+          <w:sz w:val="20"/>
+          <w:szCs w:val="20"/>
+          <w:lang w:val="en-US"/>
+        </w:rPr>
+        <w:t>y</w:t>
+      </w:r>
+      <w:r>
+        <w:rPr>
+          <w:rFonts w:ascii="Courier New" w:hAnsi="Courier New" w:cs="Courier New"/>
+          <w:sz w:val="20"/>
+          <w:szCs w:val="20"/>
+          <w:lang w:val="en-US"/>
+        </w:rPr>
+        <w:t>, ( |</w:t>
+      </w:r>
+      <w:r>
+        <w:rPr>
+          <w:rFonts w:ascii="Courier New" w:hAnsi="Courier New" w:cs="Courier New"/>
+          <w:sz w:val="20"/>
+          <w:szCs w:val="20"/>
+          <w:lang w:val="en-US"/>
+        </w:rPr>
+        <w:t>ln</w:t>
+      </w:r>
+      <w:r>
+        <w:rPr>
+          <w:rFonts w:ascii="Courier New" w:hAnsi="Courier New" w:cs="Courier New"/>
+          <w:sz w:val="20"/>
+          <w:szCs w:val="20"/>
+          <w:lang w:val="en-US"/>
+        </w:rPr>
+        <w:t xml:space="preserve"> </w:t>
+      </w:r>
+      <w:r>
+        <w:rPr>
+          <w:rFonts w:ascii="Courier New" w:hAnsi="Courier New" w:cs="Courier New"/>
+          <w:sz w:val="20"/>
+          <w:szCs w:val="20"/>
+          <w:lang w:val="en-US"/>
+        </w:rPr>
+        <w:t>y</w:t>
+      </w:r>
+      <w:r>
+        <w:rPr>
+          <w:rFonts w:ascii="Courier New" w:hAnsi="Courier New" w:cs="Courier New"/>
+          <w:sz w:val="20"/>
+          <w:szCs w:val="20"/>
+          <w:lang w:val="en-US"/>
+        </w:rPr>
+        <w:t xml:space="preserve">^2| )^( 1/2 )} # </w:t>
+      </w:r>
+      <w:r>
+        <w:rPr>
+          <w:rFonts w:ascii="Courier New" w:hAnsi="Courier New" w:cs="Courier New"/>
+          <w:sz w:val="20"/>
+          <w:szCs w:val="20"/>
+          <w:lang w:val="en-US"/>
+        </w:rPr>
+        <w:t>xy</w:t>
+      </w:r>
+      <w:r>
+        <w:rPr>
+          <w:rFonts w:ascii="Courier New" w:hAnsi="Courier New" w:cs="Courier New"/>
+          <w:sz w:val="20"/>
+          <w:szCs w:val="20"/>
+          <w:lang w:val="en-US"/>
+        </w:rPr>
+        <w:t xml:space="preserve"> &lt;0""")</w:t>
+      </w:r>
+    </w:p>
+    <w:p>
+      <w:pPr>
+        <w:pBdr>
+          <w:top w:val="single" w:sz="4" w:space="1" w:color="auto"/>
+          <w:left w:val="single" w:sz="4" w:space="4" w:color="auto"/>
+          <w:bottom w:val="single" w:sz="4" w:space="1" w:color="auto"/>
+          <w:right w:val="single" w:sz="4" w:space="4" w:color="auto"/>
+        </w:pBdr>
+        <w:spacing w:after="0" w:line="240" w:lineRule="auto"/>
+        <w:rPr>
+          <w:rFonts w:ascii="Courier New" w:hAnsi="Courier New" w:cs="Courier New"/>
+          <w:sz w:val="20"/>
+          <w:szCs w:val="20"/>
+          <w:lang w:val="en-US"/>
+        </w:rPr>
+      </w:pPr>
+      <w:r>
+        <w:rPr>
+          <w:rFonts w:ascii="Courier New" w:hAnsi="Courier New" w:cs="Courier New"/>
+          <w:sz w:val="20"/>
+          <w:szCs w:val="20"/>
+          <w:lang w:val="en-US"/>
+        </w:rPr>
+        <w:t xml:space="preserve">  </w:t>
+      </w:r>
+      <w:r>
+        <w:rPr>
+          <w:rFonts w:ascii="Courier New" w:hAnsi="Courier New" w:cs="Courier New"/>
+          <w:sz w:val="20"/>
+          <w:szCs w:val="20"/>
+          <w:lang w:val="en-US"/>
+        </w:rPr>
+        <w:t>7: x, a = r.randint(-10, 10), r.randint(-10, 10)</w:t>
+      </w:r>
+    </w:p>
+    <w:p>
+      <w:pPr>
+        <w:pBdr>
+          <w:top w:val="single" w:sz="4" w:space="1" w:color="auto"/>
+          <w:left w:val="single" w:sz="4" w:space="4" w:color="auto"/>
+          <w:bottom w:val="single" w:sz="4" w:space="1" w:color="auto"/>
+          <w:right w:val="single" w:sz="4" w:space="4" w:color="auto"/>
+        </w:pBdr>
+        <w:spacing w:after="0" w:line="240" w:lineRule="auto"/>
+        <w:rPr>
+          <w:rFonts w:ascii="Courier New" w:hAnsi="Courier New" w:cs="Courier New"/>
+          <w:sz w:val="20"/>
+          <w:szCs w:val="20"/>
+          <w:lang w:val="en-US"/>
+        </w:rPr>
+      </w:pPr>
+      <w:r>
+        <w:rPr>
+          <w:rFonts w:ascii="Courier New" w:hAnsi="Courier New" w:cs="Courier New"/>
+          <w:sz w:val="20"/>
+          <w:szCs w:val="20"/>
+          <w:lang w:val="en-US"/>
+        </w:rPr>
+        <w:t xml:space="preserve">  8: b, y = r.randint(-10, 10), r.randint(-10, 10)</w:t>
+      </w:r>
+    </w:p>
+    <w:p>
+      <w:pPr>
+        <w:pBdr>
+          <w:top w:val="single" w:sz="4" w:space="1" w:color="auto"/>
+          <w:left w:val="single" w:sz="4" w:space="4" w:color="auto"/>
+          <w:bottom w:val="single" w:sz="4" w:space="1" w:color="auto"/>
+          <w:right w:val="single" w:sz="4" w:space="4" w:color="auto"/>
+        </w:pBdr>
+        <w:spacing w:after="0" w:line="240" w:lineRule="auto"/>
+        <w:rPr>
+          <w:rFonts w:ascii="Courier New" w:hAnsi="Courier New" w:cs="Courier New"/>
+          <w:sz w:val="20"/>
+          <w:szCs w:val="20"/>
+        </w:rPr>
+      </w:pPr>
+      <w:r>
+        <w:rPr>
+          <w:rFonts w:ascii="Courier New" w:hAnsi="Courier New" w:cs="Courier New"/>
+          <w:sz w:val="20"/>
+          <w:szCs w:val="20"/>
+          <w:lang w:val="en-US"/>
+        </w:rPr>
+        <w:t xml:space="preserve">  </w:t>
+      </w:r>
+      <w:r>
+        <w:rPr>
+          <w:rFonts w:ascii="Courier New" w:hAnsi="Courier New" w:cs="Courier New"/>
+          <w:sz w:val="20"/>
+          <w:szCs w:val="20"/>
+        </w:rPr>
+        <w:t xml:space="preserve">9: </w:t>
+      </w:r>
+      <w:r>
+        <w:rPr>
+          <w:rFonts w:ascii="Courier New" w:hAnsi="Courier New" w:cs="Courier New"/>
+          <w:sz w:val="20"/>
+          <w:szCs w:val="20"/>
+          <w:lang w:val="en-US"/>
+        </w:rPr>
+        <w:t>Accuracy</w:t>
+      </w:r>
+      <w:r>
+        <w:rPr>
+          <w:rFonts w:ascii="Courier New" w:hAnsi="Courier New" w:cs="Courier New"/>
+          <w:sz w:val="20"/>
+          <w:szCs w:val="20"/>
+        </w:rPr>
+        <w:t xml:space="preserve"> = </w:t>
+      </w:r>
+      <w:r>
+        <w:rPr>
+          <w:rFonts w:ascii="Courier New" w:hAnsi="Courier New" w:cs="Courier New"/>
+          <w:sz w:val="20"/>
+          <w:szCs w:val="20"/>
+          <w:lang w:val="en-US"/>
+        </w:rPr>
+        <w:t>UserInput</w:t>
+      </w:r>
+      <w:r>
+        <w:rPr>
+          <w:rFonts w:ascii="Courier New" w:hAnsi="Courier New" w:cs="Courier New"/>
+          <w:sz w:val="20"/>
+          <w:szCs w:val="20"/>
+        </w:rPr>
+        <w:t xml:space="preserve">("Введите количество знаков после запятой: ", </w:t>
+      </w:r>
+      <w:r>
+        <w:rPr>
+          <w:rFonts w:ascii="Courier New" w:hAnsi="Courier New" w:cs="Courier New"/>
+          <w:sz w:val="20"/>
+          <w:szCs w:val="20"/>
+          <w:lang w:val="en-US"/>
+        </w:rPr>
+        <w:t>int</w:t>
+      </w:r>
+      <w:r>
+        <w:rPr>
+          <w:rFonts w:ascii="Courier New" w:hAnsi="Courier New" w:cs="Courier New"/>
+          <w:sz w:val="20"/>
+          <w:szCs w:val="20"/>
+        </w:rPr>
+        <w:t>)</w:t>
+      </w:r>
+    </w:p>
+    <w:p>
+      <w:pPr>
+        <w:pBdr>
+          <w:top w:val="single" w:sz="4" w:space="1" w:color="auto"/>
+          <w:left w:val="single" w:sz="4" w:space="4" w:color="auto"/>
+          <w:bottom w:val="single" w:sz="4" w:space="1" w:color="auto"/>
+          <w:right w:val="single" w:sz="4" w:space="4" w:color="auto"/>
+        </w:pBdr>
+        <w:spacing w:after="0" w:line="240" w:lineRule="auto"/>
+        <w:rPr>
+          <w:rFonts w:ascii="Courier New" w:hAnsi="Courier New" w:cs="Courier New"/>
+          <w:sz w:val="20"/>
+          <w:szCs w:val="20"/>
+          <w:lang w:val="en-US"/>
+        </w:rPr>
+      </w:pPr>
+      <w:r>
+        <w:rPr>
+          <w:rFonts w:ascii="Courier New" w:hAnsi="Courier New" w:cs="Courier New"/>
+          <w:sz w:val="20"/>
+          <w:szCs w:val="20"/>
+        </w:rPr>
+        <w:t xml:space="preserve"> </w:t>
+      </w:r>
+      <w:r>
+        <w:rPr>
+          <w:rFonts w:ascii="Courier New" w:hAnsi="Courier New" w:cs="Courier New"/>
+          <w:sz w:val="20"/>
+          <w:szCs w:val="20"/>
+          <w:lang w:val="en-US"/>
+        </w:rPr>
+        <w:t>10: if x * y &gt; 0:</w:t>
+      </w:r>
+    </w:p>
+    <w:p>
+      <w:pPr>
+        <w:pBdr>
+          <w:top w:val="single" w:sz="4" w:space="1" w:color="auto"/>
+          <w:left w:val="single" w:sz="4" w:space="4" w:color="auto"/>
+          <w:bottom w:val="single" w:sz="4" w:space="1" w:color="auto"/>
+          <w:right w:val="single" w:sz="4" w:space="4" w:color="auto"/>
+        </w:pBdr>
+        <w:spacing w:after="0" w:line="240" w:lineRule="auto"/>
+        <w:rPr>
+          <w:rFonts w:ascii="Courier New" w:hAnsi="Courier New" w:cs="Courier New"/>
+          <w:sz w:val="20"/>
+          <w:szCs w:val="20"/>
+          <w:lang w:val="en-US"/>
+        </w:rPr>
+      </w:pPr>
+      <w:r>
+        <w:rPr>
+          <w:rFonts w:ascii="Courier New" w:hAnsi="Courier New" w:cs="Courier New"/>
+          <w:sz w:val="20"/>
+          <w:szCs w:val="20"/>
+          <w:lang w:val="en-US"/>
+        </w:rPr>
+        <w:t xml:space="preserve"> 11:     Fx = 1 - m.e ** (x * y + a * b)</w:t>
+      </w:r>
+    </w:p>
+    <w:p>
+      <w:pPr>
+        <w:pBdr>
+          <w:top w:val="single" w:sz="4" w:space="1" w:color="auto"/>
+          <w:left w:val="single" w:sz="4" w:space="4" w:color="auto"/>
+          <w:bottom w:val="single" w:sz="4" w:space="1" w:color="auto"/>
+          <w:right w:val="single" w:sz="4" w:space="4" w:color="auto"/>
+        </w:pBdr>
+        <w:spacing w:after="0" w:line="240" w:lineRule="auto"/>
+        <w:rPr>
+          <w:rFonts w:ascii="Courier New" w:hAnsi="Courier New" w:cs="Courier New"/>
+          <w:sz w:val="20"/>
+          <w:szCs w:val="20"/>
+          <w:lang w:val="en-US"/>
+        </w:rPr>
+      </w:pPr>
+      <w:r>
+        <w:rPr>
+          <w:rFonts w:ascii="Courier New" w:hAnsi="Courier New" w:cs="Courier New"/>
+          <w:sz w:val="20"/>
+          <w:szCs w:val="20"/>
+          <w:lang w:val="en-US"/>
+        </w:rPr>
+        <w:t xml:space="preserve"> 12:     StrFx = "1 - e ^ (xy + ab)  # xy &gt; 0"</w:t>
+      </w:r>
+    </w:p>
+    <w:p>
+      <w:pPr>
+        <w:pBdr>
+          <w:top w:val="single" w:sz="4" w:space="1" w:color="auto"/>
+          <w:left w:val="single" w:sz="4" w:space="4" w:color="auto"/>
+          <w:bottom w:val="single" w:sz="4" w:space="1" w:color="auto"/>
+          <w:right w:val="single" w:sz="4" w:space="4" w:color="auto"/>
+        </w:pBdr>
+        <w:spacing w:after="0" w:line="240" w:lineRule="auto"/>
+        <w:rPr>
+          <w:rFonts w:ascii="Courier New" w:hAnsi="Courier New" w:cs="Courier New"/>
+          <w:sz w:val="20"/>
+          <w:szCs w:val="20"/>
+          <w:lang w:val="en-US"/>
+        </w:rPr>
+      </w:pPr>
+      <w:r>
+        <w:rPr>
+          <w:rFonts w:ascii="Courier New" w:hAnsi="Courier New" w:cs="Courier New"/>
+          <w:sz w:val="20"/>
+          <w:szCs w:val="20"/>
+          <w:lang w:val="en-US"/>
+        </w:rPr>
+        <w:t xml:space="preserve"> 13: elif x * y == 0:</w:t>
+      </w:r>
+    </w:p>
+    <w:p>
+      <w:pPr>
+        <w:pBdr>
+          <w:top w:val="single" w:sz="4" w:space="1" w:color="auto"/>
+          <w:left w:val="single" w:sz="4" w:space="4" w:color="auto"/>
+          <w:bottom w:val="single" w:sz="4" w:space="1" w:color="auto"/>
+          <w:right w:val="single" w:sz="4" w:space="4" w:color="auto"/>
+        </w:pBdr>
+        <w:spacing w:after="0" w:line="240" w:lineRule="auto"/>
+        <w:rPr>
+          <w:rFonts w:ascii="Courier New" w:hAnsi="Courier New" w:cs="Courier New"/>
+          <w:sz w:val="20"/>
+          <w:szCs w:val="20"/>
+          <w:lang w:val="en-US"/>
+        </w:rPr>
+      </w:pPr>
+      <w:r>
+        <w:rPr>
+          <w:rFonts w:ascii="Courier New" w:hAnsi="Courier New" w:cs="Courier New"/>
+          <w:sz w:val="20"/>
+          <w:szCs w:val="20"/>
+          <w:lang w:val="en-US"/>
+        </w:rPr>
+        <w:t xml:space="preserve"> 14:     Fx = b - min(a * x, y)</w:t>
+      </w:r>
+    </w:p>
+    <w:p>
+      <w:pPr>
+        <w:pBdr>
+          <w:top w:val="single" w:sz="4" w:space="1" w:color="auto"/>
+          <w:left w:val="single" w:sz="4" w:space="4" w:color="auto"/>
+          <w:bottom w:val="single" w:sz="4" w:space="1" w:color="auto"/>
+          <w:right w:val="single" w:sz="4" w:space="4" w:color="auto"/>
+        </w:pBdr>
+        <w:spacing w:after="0" w:line="240" w:lineRule="auto"/>
+        <w:rPr>
+          <w:rFonts w:ascii="Courier New" w:hAnsi="Courier New" w:cs="Courier New"/>
+          <w:sz w:val="20"/>
+          <w:szCs w:val="20"/>
+          <w:lang w:val="en-US"/>
+        </w:rPr>
+      </w:pPr>
+      <w:r>
+        <w:rPr>
+          <w:rFonts w:ascii="Courier New" w:hAnsi="Courier New" w:cs="Courier New"/>
+          <w:sz w:val="20"/>
+          <w:szCs w:val="20"/>
+          <w:lang w:val="en-US"/>
+        </w:rPr>
+        <w:t xml:space="preserve"> 15:     StrFx = "z = b - min{ax, y} # xy = 0"</w:t>
+      </w:r>
+    </w:p>
+    <w:p>
+      <w:pPr>
+        <w:pBdr>
+          <w:top w:val="single" w:sz="4" w:space="1" w:color="auto"/>
+          <w:left w:val="single" w:sz="4" w:space="4" w:color="auto"/>
+          <w:bottom w:val="single" w:sz="4" w:space="1" w:color="auto"/>
+          <w:right w:val="single" w:sz="4" w:space="4" w:color="auto"/>
+        </w:pBdr>
+        <w:spacing w:after="0" w:line="240" w:lineRule="auto"/>
+        <w:rPr>
+          <w:rFonts w:ascii="Courier New" w:hAnsi="Courier New" w:cs="Courier New"/>
+          <w:sz w:val="20"/>
+          <w:szCs w:val="20"/>
+          <w:lang w:val="en-US"/>
+        </w:rPr>
+      </w:pPr>
+      <w:r>
+        <w:rPr>
+          <w:rFonts w:ascii="Courier New" w:hAnsi="Courier New" w:cs="Courier New"/>
+          <w:sz w:val="20"/>
+          <w:szCs w:val="20"/>
+          <w:lang w:val="en-US"/>
+        </w:rPr>
+        <w:t xml:space="preserve"> 16: elif x * y &lt; 0:</w:t>
+      </w:r>
+    </w:p>
+    <w:p>
+      <w:pPr>
+        <w:pBdr>
+          <w:top w:val="single" w:sz="4" w:space="1" w:color="auto"/>
+          <w:left w:val="single" w:sz="4" w:space="4" w:color="auto"/>
+          <w:bottom w:val="single" w:sz="4" w:space="1" w:color="auto"/>
+          <w:right w:val="single" w:sz="4" w:space="4" w:color="auto"/>
+        </w:pBdr>
+        <w:spacing w:after="0" w:line="240" w:lineRule="auto"/>
+        <w:rPr>
+          <w:rFonts w:ascii="Courier New" w:hAnsi="Courier New" w:cs="Courier New"/>
+          <w:sz w:val="20"/>
+          <w:szCs w:val="20"/>
+          <w:lang w:val="en-US"/>
+        </w:rPr>
+      </w:pPr>
+      <w:r>
+        <w:rPr>
+          <w:rFonts w:ascii="Courier New" w:hAnsi="Courier New" w:cs="Courier New"/>
+          <w:sz w:val="20"/>
+          <w:szCs w:val="20"/>
+          <w:lang w:val="en-US"/>
+        </w:rPr>
+        <w:t xml:space="preserve"> 17:     Fx = max(x**3, m.e**y, abs(m.log(y**2)) ** (1 / 2))</w:t>
+      </w:r>
+    </w:p>
+    <w:p>
+      <w:pPr>
+        <w:pBdr>
+          <w:top w:val="single" w:sz="4" w:space="1" w:color="auto"/>
+          <w:left w:val="single" w:sz="4" w:space="4" w:color="auto"/>
+          <w:bottom w:val="single" w:sz="4" w:space="1" w:color="auto"/>
+          <w:right w:val="single" w:sz="4" w:space="4" w:color="auto"/>
+        </w:pBdr>
+        <w:spacing w:after="0" w:line="240" w:lineRule="auto"/>
+        <w:rPr>
+          <w:rFonts w:ascii="Courier New" w:hAnsi="Courier New" w:cs="Courier New"/>
+          <w:sz w:val="20"/>
+          <w:szCs w:val="20"/>
+          <w:lang w:val="en-US"/>
+        </w:rPr>
+      </w:pPr>
+      <w:r>
+        <w:rPr>
+          <w:rFonts w:ascii="Courier New" w:hAnsi="Courier New" w:cs="Courier New"/>
+          <w:sz w:val="20"/>
+          <w:szCs w:val="20"/>
+          <w:lang w:val="en-US"/>
+        </w:rPr>
+        <w:t xml:space="preserve"> 18:     StrFx = "max{x^3, e^y, ( |ln y^2| )^( 1/2 )} # xy &lt;0"</w:t>
+      </w:r>
+    </w:p>
+    <w:p>
+      <w:pPr>
+        <w:pBdr>
+          <w:top w:val="single" w:sz="4" w:space="1" w:color="auto"/>
+          <w:left w:val="single" w:sz="4" w:space="4" w:color="auto"/>
+          <w:bottom w:val="single" w:sz="4" w:space="1" w:color="auto"/>
+          <w:right w:val="single" w:sz="4" w:space="4" w:color="auto"/>
+        </w:pBdr>
+        <w:spacing w:after="0" w:line="240" w:lineRule="auto"/>
+        <w:rPr>
+          <w:rFonts w:ascii="Courier New" w:hAnsi="Courier New" w:cs="Courier New"/>
+          <w:sz w:val="20"/>
+          <w:szCs w:val="20"/>
+          <w:lang w:val="en-US"/>
+        </w:rPr>
+      </w:pPr>
+      <w:r>
+        <w:rPr>
+          <w:rFonts w:ascii="Courier New" w:hAnsi="Courier New" w:cs="Courier New"/>
+          <w:sz w:val="20"/>
+          <w:szCs w:val="20"/>
+          <w:lang w:val="en-US"/>
+        </w:rPr>
+        <w:t xml:space="preserve"> 19: print(f"""Исходные значения:</w:t>
+      </w:r>
+    </w:p>
+    <w:p>
+      <w:pPr>
+        <w:pBdr>
+          <w:top w:val="single" w:sz="4" w:space="1" w:color="auto"/>
+          <w:left w:val="single" w:sz="4" w:space="4" w:color="auto"/>
+          <w:bottom w:val="single" w:sz="4" w:space="1" w:color="auto"/>
+          <w:right w:val="single" w:sz="4" w:space="4" w:color="auto"/>
+        </w:pBdr>
+        <w:spacing w:after="0" w:line="240" w:lineRule="auto"/>
+        <w:rPr>
+          <w:rFonts w:ascii="Courier New" w:hAnsi="Courier New" w:cs="Courier New"/>
+          <w:sz w:val="20"/>
+          <w:szCs w:val="20"/>
+          <w:lang w:val="en-US"/>
+        </w:rPr>
+      </w:pPr>
+      <w:r>
+        <w:rPr>
+          <w:rFonts w:ascii="Courier New" w:hAnsi="Courier New" w:cs="Courier New"/>
+          <w:sz w:val="20"/>
+          <w:szCs w:val="20"/>
+          <w:lang w:val="en-US"/>
+        </w:rPr>
+        <w:t xml:space="preserve"> 20:     x = {x} \ny = {y} \na = {a} \nb = {b}</w:t>
+      </w:r>
+    </w:p>
+    <w:p>
+      <w:pPr>
+        <w:pBdr>
+          <w:top w:val="single" w:sz="4" w:space="1" w:color="auto"/>
+          <w:left w:val="single" w:sz="4" w:space="4" w:color="auto"/>
+          <w:bottom w:val="single" w:sz="4" w:space="1" w:color="auto"/>
+          <w:right w:val="single" w:sz="4" w:space="4" w:color="auto"/>
+        </w:pBdr>
+        <w:spacing w:after="0" w:line="240" w:lineRule="auto"/>
+        <w:rPr>
+          <w:rFonts w:ascii="Courier New" w:hAnsi="Courier New" w:cs="Courier New"/>
+          <w:sz w:val="20"/>
+          <w:szCs w:val="20"/>
+        </w:rPr>
+      </w:pPr>
+      <w:r>
+        <w:rPr>
+          <w:rFonts w:ascii="Courier New" w:hAnsi="Courier New" w:cs="Courier New"/>
+          <w:sz w:val="20"/>
+          <w:szCs w:val="20"/>
+          <w:lang w:val="en-US"/>
+        </w:rPr>
+        <w:t xml:space="preserve"> </w:t>
+      </w:r>
+      <w:r>
+        <w:rPr>
+          <w:rFonts w:ascii="Courier New" w:hAnsi="Courier New" w:cs="Courier New"/>
+          <w:sz w:val="20"/>
+          <w:szCs w:val="20"/>
+        </w:rPr>
+        <w:t xml:space="preserve">21: Значение функции </w:t>
+      </w:r>
+      <w:r>
+        <w:rPr>
+          <w:rFonts w:ascii="Courier New" w:hAnsi="Courier New" w:cs="Courier New"/>
+          <w:sz w:val="20"/>
+          <w:szCs w:val="20"/>
+          <w:lang w:val="en-US"/>
+        </w:rPr>
+        <w:t>z</w:t>
+      </w:r>
+      <w:r>
+        <w:rPr>
+          <w:rFonts w:ascii="Courier New" w:hAnsi="Courier New" w:cs="Courier New"/>
+          <w:sz w:val="20"/>
+          <w:szCs w:val="20"/>
+        </w:rPr>
+        <w:t xml:space="preserve"> при текущих значениях: {</w:t>
+      </w:r>
+      <w:r>
+        <w:rPr>
+          <w:rFonts w:ascii="Courier New" w:hAnsi="Courier New" w:cs="Courier New"/>
+          <w:sz w:val="20"/>
+          <w:szCs w:val="20"/>
+          <w:lang w:val="en-US"/>
+        </w:rPr>
+        <w:t>round</w:t>
+      </w:r>
+      <w:r>
+        <w:rPr>
+          <w:rFonts w:ascii="Courier New" w:hAnsi="Courier New" w:cs="Courier New"/>
+          <w:sz w:val="20"/>
+          <w:szCs w:val="20"/>
+        </w:rPr>
+        <w:t>(</w:t>
+      </w:r>
+      <w:r>
+        <w:rPr>
+          <w:rFonts w:ascii="Courier New" w:hAnsi="Courier New" w:cs="Courier New"/>
+          <w:sz w:val="20"/>
+          <w:szCs w:val="20"/>
+          <w:lang w:val="en-US"/>
+        </w:rPr>
+        <w:t>Fx</w:t>
+      </w:r>
+      <w:r>
+        <w:rPr>
+          <w:rFonts w:ascii="Courier New" w:hAnsi="Courier New" w:cs="Courier New"/>
+          <w:sz w:val="20"/>
+          <w:szCs w:val="20"/>
+        </w:rPr>
+        <w:t xml:space="preserve">, </w:t>
+      </w:r>
+      <w:r>
+        <w:rPr>
+          <w:rFonts w:ascii="Courier New" w:hAnsi="Courier New" w:cs="Courier New"/>
+          <w:sz w:val="20"/>
+          <w:szCs w:val="20"/>
+          <w:lang w:val="en-US"/>
+        </w:rPr>
+        <w:t>Accuracy</w:t>
+      </w:r>
+      <w:r>
+        <w:rPr>
+          <w:rFonts w:ascii="Courier New" w:hAnsi="Courier New" w:cs="Courier New"/>
+          <w:sz w:val="20"/>
+          <w:szCs w:val="20"/>
+        </w:rPr>
+        <w:t xml:space="preserve">)}       </w:t>
+      </w:r>
+    </w:p>
+    <w:p>
+      <w:pPr>
+        <w:pBdr>
+          <w:top w:val="single" w:sz="4" w:space="1" w:color="auto"/>
+          <w:left w:val="single" w:sz="4" w:space="4" w:color="auto"/>
+          <w:bottom w:val="single" w:sz="4" w:space="1" w:color="auto"/>
+          <w:right w:val="single" w:sz="4" w:space="4" w:color="auto"/>
+        </w:pBdr>
+        <w:spacing w:after="0" w:line="240" w:lineRule="auto"/>
+        <w:rPr>
+          <w:rFonts w:ascii="Courier New" w:hAnsi="Courier New" w:cs="Courier New"/>
+          <w:sz w:val="20"/>
+          <w:szCs w:val="20"/>
+        </w:rPr>
+      </w:pPr>
+      <w:r>
+        <w:rPr>
+          <w:rFonts w:ascii="Courier New" w:hAnsi="Courier New" w:cs="Courier New"/>
+          <w:sz w:val="20"/>
+          <w:szCs w:val="20"/>
+        </w:rPr>
+        <w:t xml:space="preserve"> 22: Подходящий отрезок кусочно заданной функции: {</w:t>
+      </w:r>
+      <w:r>
+        <w:rPr>
+          <w:rFonts w:ascii="Courier New" w:hAnsi="Courier New" w:cs="Courier New"/>
+          <w:sz w:val="20"/>
+          <w:szCs w:val="20"/>
+          <w:lang w:val="en-US"/>
+        </w:rPr>
+        <w:t>StrFx</w:t>
+      </w:r>
+      <w:r>
+        <w:rPr>
+          <w:rFonts w:ascii="Courier New" w:hAnsi="Courier New" w:cs="Courier New"/>
+          <w:sz w:val="20"/>
+          <w:szCs w:val="20"/>
+        </w:rPr>
+        <w:t>}</w:t>
+      </w:r>
+    </w:p>
+    <w:p>
+      <w:pPr>
+        <w:pBdr>
+          <w:top w:val="single" w:sz="4" w:space="1" w:color="auto"/>
+          <w:left w:val="single" w:sz="4" w:space="4" w:color="auto"/>
+          <w:bottom w:val="single" w:sz="4" w:space="1" w:color="auto"/>
+          <w:right w:val="single" w:sz="4" w:space="4" w:color="auto"/>
+        </w:pBdr>
+        <w:spacing w:after="0" w:line="240" w:lineRule="auto"/>
+        <w:rPr>
+          <w:rFonts w:ascii="Courier New" w:hAnsi="Courier New" w:cs="Courier New"/>
+          <w:sz w:val="20"/>
+          <w:szCs w:val="20"/>
+        </w:rPr>
+      </w:pPr>
+      <w:r>
+        <w:rPr>
+          <w:rFonts w:ascii="Courier New" w:hAnsi="Courier New" w:cs="Courier New"/>
+          <w:sz w:val="20"/>
+          <w:szCs w:val="20"/>
+        </w:rPr>
+        <w:t xml:space="preserve"> 23: Точность вычисления: до {</w:t>
+      </w:r>
+      <w:r>
+        <w:rPr>
+          <w:rFonts w:ascii="Courier New" w:hAnsi="Courier New" w:cs="Courier New"/>
+          <w:sz w:val="20"/>
+          <w:szCs w:val="20"/>
+          <w:lang w:val="en-US"/>
+        </w:rPr>
+        <w:t>Accuracy</w:t>
+      </w:r>
+      <w:r>
+        <w:rPr>
+          <w:rFonts w:ascii="Courier New" w:hAnsi="Courier New" w:cs="Courier New"/>
+          <w:sz w:val="20"/>
+          <w:szCs w:val="20"/>
+        </w:rPr>
+        <w:t>} знака""")</w:t>
+      </w:r>
+    </w:p>
+    <w:p>
+      <w:pPr>
+        <w:pBdr>
+          <w:top w:val="single" w:sz="4" w:space="1" w:color="auto"/>
+          <w:left w:val="single" w:sz="4" w:space="4" w:color="auto"/>
+          <w:bottom w:val="single" w:sz="4" w:space="1" w:color="auto"/>
+          <w:right w:val="single" w:sz="4" w:space="4" w:color="auto"/>
+        </w:pBdr>
+        <w:spacing w:after="0" w:line="240" w:lineRule="auto"/>
+        <w:rPr>
+          <w:rFonts w:ascii="Courier New" w:hAnsi="Courier New" w:cs="Courier New"/>
+          <w:sz w:val="20"/>
+          <w:szCs w:val="20"/>
+          <w:lang w:val="en-US"/>
+        </w:rPr>
+      </w:pPr>
+      <w:r>
+        <w:rPr>
+          <w:rFonts w:ascii="Courier New" w:hAnsi="Courier New" w:cs="Courier New"/>
+          <w:sz w:val="20"/>
+          <w:szCs w:val="20"/>
+        </w:rPr>
+        <w:t xml:space="preserve"> </w:t>
+      </w:r>
+      <w:r>
+        <w:rPr>
+          <w:rFonts w:ascii="Courier New" w:hAnsi="Courier New" w:cs="Courier New"/>
+          <w:sz w:val="20"/>
+          <w:szCs w:val="20"/>
+          <w:lang w:val="en-US"/>
+        </w:rPr>
+        <w:t>24: input("</w:t>
+      </w:r>
+    </w:p>
+    <w:p>
+      <w:pPr>
+        <w:pBdr>
+          <w:top w:val="single" w:sz="4" w:space="1" w:color="auto"/>
+          <w:left w:val="single" w:sz="4" w:space="4" w:color="auto"/>
+          <w:bottom w:val="single" w:sz="4" w:space="1" w:color="auto"/>
+          <w:right w:val="single" w:sz="4" w:space="4" w:color="auto"/>
+        </w:pBdr>
+        <w:spacing w:after="0" w:line="240" w:lineRule="auto"/>
         <w:rPr>
           <w:rFonts w:ascii="Consolas" w:eastAsia="Times New Roman" w:hAnsi="Consolas" w:cs="Times New Roman"/>
           <w:color w:val="CE92A4"/>
@@ -589,486 +1855,54 @@
       </w:pPr>
       <w:r>
         <w:rPr>
+          <w:rFonts w:ascii="Courier New" w:hAnsi="Courier New" w:cs="Courier New"/>
+          <w:sz w:val="20"/>
+          <w:szCs w:val="20"/>
+          <w:lang w:val="en-US"/>
+        </w:rPr>
+        <w:t xml:space="preserve"> 25: Нажмите ENTER, чтобы выйти.")</w:t>
+      </w:r>
+      <w:r>
+        <w:rPr>
           <w:rFonts w:ascii="Times New Roman" w:hAnsi="Times New Roman" w:cs="Times New Roman"/>
           <w:sz w:val="28"/>
           <w:szCs w:val="28"/>
         </w:rPr>
-        <w:t>Листинг</w:t>
-      </w:r>
-      <w:r>
+        <w:br w:type="page"/>
+      </w:r>
+    </w:p>
+    <w:p>
+      <w:pPr>
+        <w:spacing w:line="240" w:lineRule="auto"/>
         <w:rPr>
           <w:rFonts w:ascii="Times New Roman" w:hAnsi="Times New Roman" w:cs="Times New Roman"/>
-          <w:sz w:val="28"/>
-          <w:szCs w:val="28"/>
-          <w:lang w:val="en-US"/>
-        </w:rPr>
-        <w:t>:</w:t>
-      </w:r>
-      <w:r>
-        <w:rPr>
-          <w:rFonts w:ascii="Consolas" w:eastAsia="Times New Roman" w:hAnsi="Consolas" w:cs="Times New Roman"/>
-          <w:color w:val="CE92A4"/>
-          <w:kern w:val="0"/>
-          <w:sz w:val="21"/>
-          <w:szCs w:val="21"/>
-          <w:lang w:val="en-US" w:eastAsia="ru-RU"/>
-          <w14:ligatures w14:val="none"/>
-        </w:rPr>
-        <w:t xml:space="preserve"> </w:t>
-      </w:r>
-    </w:p>
-    <w:p>
-      <w:pPr>
-        <w:pStyle w:val="a7"/>
-        <w:numPr>
-          <w:ilvl w:val="0"/>
-          <w:numId w:val="3"/>
-        </w:numPr>
-        <w:pBdr>
-          <w:top w:val="single" w:sz="4" w:space="1" w:color="auto"/>
-          <w:left w:val="single" w:sz="4" w:space="4" w:color="auto"/>
-          <w:bottom w:val="single" w:sz="4" w:space="1" w:color="auto"/>
-          <w:right w:val="single" w:sz="4" w:space="4" w:color="auto"/>
-        </w:pBdr>
-        <w:spacing w:after="0" w:line="240" w:lineRule="auto"/>
-        <w:rPr>
-          <w:rFonts w:ascii="Courier New" w:hAnsi="Courier New" w:cs="Courier New"/>
-          <w:sz w:val="20"/>
-          <w:szCs w:val="20"/>
-        </w:rPr>
-      </w:pPr>
-      <w:r>
-        <w:rPr>
-          <w:rFonts w:ascii="Courier New" w:hAnsi="Courier New" w:cs="Courier New"/>
-          <w:sz w:val="20"/>
-          <w:szCs w:val="20"/>
-          <w:lang w:val="en-US"/>
-        </w:rPr>
-        <w:t>import math as m</w:t>
-      </w:r>
-    </w:p>
-    <w:p>
-      <w:pPr>
-        <w:pStyle w:val="a7"/>
-        <w:numPr>
-          <w:ilvl w:val="0"/>
-          <w:numId w:val="3"/>
-        </w:numPr>
-        <w:pBdr>
-          <w:top w:val="single" w:sz="4" w:space="1" w:color="auto"/>
-          <w:left w:val="single" w:sz="4" w:space="4" w:color="auto"/>
-          <w:bottom w:val="single" w:sz="4" w:space="1" w:color="auto"/>
-          <w:right w:val="single" w:sz="4" w:space="4" w:color="auto"/>
-        </w:pBdr>
-        <w:spacing w:after="0" w:line="240" w:lineRule="auto"/>
-        <w:rPr>
-          <w:rFonts w:ascii="Courier New" w:hAnsi="Courier New" w:cs="Courier New"/>
-          <w:sz w:val="20"/>
-          <w:szCs w:val="20"/>
-          <w:lang w:val="en-US"/>
-        </w:rPr>
-      </w:pPr>
-      <w:r>
-        <w:rPr>
-          <w:rFonts w:ascii="Courier New" w:hAnsi="Courier New" w:cs="Courier New"/>
-          <w:sz w:val="20"/>
-          <w:szCs w:val="20"/>
-          <w:lang w:val="en-US"/>
-        </w:rPr>
-        <w:t>x, y, z = 1.825, 18.225, 3.298</w:t>
-      </w:r>
-    </w:p>
-    <w:p>
-      <w:pPr>
-        <w:pStyle w:val="a7"/>
-        <w:numPr>
-          <w:ilvl w:val="0"/>
-          <w:numId w:val="3"/>
-        </w:numPr>
-        <w:pBdr>
-          <w:top w:val="single" w:sz="4" w:space="1" w:color="auto"/>
-          <w:left w:val="single" w:sz="4" w:space="4" w:color="auto"/>
-          <w:bottom w:val="single" w:sz="4" w:space="1" w:color="auto"/>
-          <w:right w:val="single" w:sz="4" w:space="4" w:color="auto"/>
-        </w:pBdr>
-        <w:spacing w:after="0" w:line="240" w:lineRule="auto"/>
-        <w:rPr>
-          <w:rFonts w:ascii="Courier New" w:hAnsi="Courier New" w:cs="Courier New"/>
-          <w:sz w:val="20"/>
-          <w:szCs w:val="20"/>
-        </w:rPr>
-      </w:pPr>
-      <w:r>
-        <w:rPr>
-          <w:rFonts w:ascii="Courier New" w:hAnsi="Courier New" w:cs="Courier New"/>
-          <w:sz w:val="20"/>
-          <w:szCs w:val="20"/>
-          <w:lang w:val="en-US"/>
-        </w:rPr>
-        <w:t>Accuracy = 4</w:t>
-      </w:r>
-    </w:p>
-    <w:p>
-      <w:pPr>
-        <w:pStyle w:val="a7"/>
-        <w:numPr>
-          <w:ilvl w:val="0"/>
-          <w:numId w:val="3"/>
-        </w:numPr>
-        <w:pBdr>
-          <w:top w:val="single" w:sz="4" w:space="1" w:color="auto"/>
-          <w:left w:val="single" w:sz="4" w:space="4" w:color="auto"/>
-          <w:bottom w:val="single" w:sz="4" w:space="1" w:color="auto"/>
-          <w:right w:val="single" w:sz="4" w:space="4" w:color="auto"/>
-        </w:pBdr>
-        <w:spacing w:after="0" w:line="240" w:lineRule="auto"/>
-        <w:rPr>
-          <w:rFonts w:ascii="Courier New" w:hAnsi="Courier New" w:cs="Courier New"/>
-          <w:sz w:val="20"/>
-          <w:szCs w:val="20"/>
-          <w:lang w:val="en-US"/>
-        </w:rPr>
-      </w:pPr>
-      <w:r>
-        <w:rPr>
-          <w:rFonts w:ascii="Courier New" w:hAnsi="Courier New" w:cs="Courier New"/>
-          <w:sz w:val="20"/>
-          <w:szCs w:val="20"/>
-          <w:lang w:val="en-US"/>
-        </w:rPr>
-        <w:t xml:space="preserve">y = </w:t>
-      </w:r>
-      <w:proofErr w:type="gramStart"/>
-      <w:r>
-        <w:rPr>
-          <w:rFonts w:ascii="Courier New" w:hAnsi="Courier New" w:cs="Courier New"/>
-          <w:sz w:val="20"/>
-          <w:szCs w:val="20"/>
-          <w:lang w:val="en-US"/>
-        </w:rPr>
-        <w:t>round(</w:t>
-      </w:r>
-      <w:proofErr w:type="gramEnd"/>
-      <w:r>
-        <w:rPr>
-          <w:rFonts w:ascii="Courier New" w:hAnsi="Courier New" w:cs="Courier New"/>
-          <w:sz w:val="20"/>
-          <w:szCs w:val="20"/>
-          <w:lang w:val="en-US"/>
-        </w:rPr>
-        <w:t>abs(x ** (y / x)) - (y / x) ** (1 / 3), Accuracy)</w:t>
-      </w:r>
-    </w:p>
-    <w:p>
-      <w:pPr>
-        <w:pStyle w:val="a7"/>
-        <w:numPr>
-          <w:ilvl w:val="0"/>
-          <w:numId w:val="3"/>
-        </w:numPr>
-        <w:pBdr>
-          <w:top w:val="single" w:sz="4" w:space="1" w:color="auto"/>
-          <w:left w:val="single" w:sz="4" w:space="4" w:color="auto"/>
-          <w:bottom w:val="single" w:sz="4" w:space="1" w:color="auto"/>
-          <w:right w:val="single" w:sz="4" w:space="4" w:color="auto"/>
-        </w:pBdr>
-        <w:spacing w:after="0" w:line="240" w:lineRule="auto"/>
-        <w:rPr>
-          <w:rFonts w:ascii="Courier New" w:hAnsi="Courier New" w:cs="Courier New"/>
-          <w:sz w:val="20"/>
-          <w:szCs w:val="20"/>
-          <w:lang w:val="en-US"/>
-        </w:rPr>
-      </w:pPr>
-      <w:r>
-        <w:rPr>
-          <w:rFonts w:ascii="Courier New" w:hAnsi="Courier New" w:cs="Courier New"/>
-          <w:sz w:val="20"/>
-          <w:szCs w:val="20"/>
-          <w:lang w:val="en-US"/>
-        </w:rPr>
-        <w:t xml:space="preserve">u = </w:t>
-      </w:r>
-      <w:proofErr w:type="gramStart"/>
-      <w:r>
-        <w:rPr>
-          <w:rFonts w:ascii="Courier New" w:hAnsi="Courier New" w:cs="Courier New"/>
-          <w:sz w:val="20"/>
-          <w:szCs w:val="20"/>
-          <w:lang w:val="en-US"/>
-        </w:rPr>
-        <w:t>round(</w:t>
-      </w:r>
-      <w:proofErr w:type="gramEnd"/>
-      <w:r>
-        <w:rPr>
-          <w:rFonts w:ascii="Courier New" w:hAnsi="Courier New" w:cs="Courier New"/>
-          <w:sz w:val="20"/>
-          <w:szCs w:val="20"/>
-          <w:lang w:val="en-US"/>
-        </w:rPr>
-        <w:t>(y - x) * (y - (z / (y - x)) / (1 + (y - x) ** 2)), Accuracy)</w:t>
-      </w:r>
-    </w:p>
-    <w:p>
-      <w:pPr>
-        <w:pStyle w:val="a7"/>
-        <w:numPr>
-          <w:ilvl w:val="0"/>
-          <w:numId w:val="3"/>
-        </w:numPr>
-        <w:pBdr>
-          <w:top w:val="single" w:sz="4" w:space="1" w:color="auto"/>
-          <w:left w:val="single" w:sz="4" w:space="4" w:color="auto"/>
-          <w:bottom w:val="single" w:sz="4" w:space="1" w:color="auto"/>
-          <w:right w:val="single" w:sz="4" w:space="4" w:color="auto"/>
-        </w:pBdr>
-        <w:spacing w:after="0" w:line="240" w:lineRule="auto"/>
-        <w:rPr>
-          <w:rFonts w:ascii="Courier New" w:hAnsi="Courier New" w:cs="Courier New"/>
-          <w:sz w:val="20"/>
-          <w:szCs w:val="20"/>
-        </w:rPr>
-      </w:pPr>
-      <w:proofErr w:type="spellStart"/>
-      <w:proofErr w:type="gramStart"/>
-      <w:r>
-        <w:rPr>
-          <w:rFonts w:ascii="Courier New" w:hAnsi="Courier New" w:cs="Courier New"/>
-          <w:sz w:val="20"/>
-          <w:szCs w:val="20"/>
-        </w:rPr>
-        <w:t>print</w:t>
-      </w:r>
-      <w:proofErr w:type="spellEnd"/>
-      <w:r>
-        <w:rPr>
-          <w:rFonts w:ascii="Courier New" w:hAnsi="Courier New" w:cs="Courier New"/>
-          <w:sz w:val="20"/>
-          <w:szCs w:val="20"/>
-        </w:rPr>
-        <w:t>(</w:t>
-      </w:r>
-      <w:proofErr w:type="gramEnd"/>
-    </w:p>
-    <w:p>
-      <w:pPr>
-        <w:pStyle w:val="a7"/>
-        <w:numPr>
-          <w:ilvl w:val="0"/>
-          <w:numId w:val="3"/>
-        </w:numPr>
-        <w:pBdr>
-          <w:top w:val="single" w:sz="4" w:space="1" w:color="auto"/>
-          <w:left w:val="single" w:sz="4" w:space="4" w:color="auto"/>
-          <w:bottom w:val="single" w:sz="4" w:space="1" w:color="auto"/>
-          <w:right w:val="single" w:sz="4" w:space="4" w:color="auto"/>
-        </w:pBdr>
-        <w:spacing w:after="0" w:line="240" w:lineRule="auto"/>
-        <w:rPr>
-          <w:rFonts w:ascii="Courier New" w:hAnsi="Courier New" w:cs="Courier New"/>
-          <w:sz w:val="20"/>
-          <w:szCs w:val="20"/>
-        </w:rPr>
-      </w:pPr>
-      <w:r>
-        <w:rPr>
-          <w:rFonts w:ascii="Courier New" w:hAnsi="Courier New" w:cs="Courier New"/>
-          <w:sz w:val="20"/>
-          <w:szCs w:val="20"/>
-        </w:rPr>
-        <w:t>f"""</w:t>
-      </w:r>
-    </w:p>
-    <w:p>
-      <w:pPr>
-        <w:pStyle w:val="a7"/>
-        <w:numPr>
-          <w:ilvl w:val="0"/>
-          <w:numId w:val="3"/>
-        </w:numPr>
-        <w:pBdr>
-          <w:top w:val="single" w:sz="4" w:space="1" w:color="auto"/>
-          <w:left w:val="single" w:sz="4" w:space="4" w:color="auto"/>
-          <w:bottom w:val="single" w:sz="4" w:space="1" w:color="auto"/>
-          <w:right w:val="single" w:sz="4" w:space="4" w:color="auto"/>
-        </w:pBdr>
-        <w:spacing w:after="0" w:line="240" w:lineRule="auto"/>
-        <w:rPr>
-          <w:rFonts w:ascii="Courier New" w:hAnsi="Courier New" w:cs="Courier New"/>
-          <w:sz w:val="20"/>
-          <w:szCs w:val="20"/>
-        </w:rPr>
-      </w:pPr>
-      <w:r>
-        <w:rPr>
-          <w:rFonts w:ascii="Courier New" w:hAnsi="Courier New" w:cs="Courier New"/>
-          <w:sz w:val="20"/>
-          <w:szCs w:val="20"/>
-        </w:rPr>
-        <w:t>Значение y = {y}</w:t>
-      </w:r>
-    </w:p>
-    <w:p>
-      <w:pPr>
-        <w:pStyle w:val="a7"/>
-        <w:numPr>
-          <w:ilvl w:val="0"/>
-          <w:numId w:val="3"/>
-        </w:numPr>
-        <w:pBdr>
-          <w:top w:val="single" w:sz="4" w:space="1" w:color="auto"/>
-          <w:left w:val="single" w:sz="4" w:space="4" w:color="auto"/>
-          <w:bottom w:val="single" w:sz="4" w:space="1" w:color="auto"/>
-          <w:right w:val="single" w:sz="4" w:space="4" w:color="auto"/>
-        </w:pBdr>
-        <w:spacing w:after="0" w:line="240" w:lineRule="auto"/>
-        <w:rPr>
-          <w:rFonts w:ascii="Courier New" w:hAnsi="Courier New" w:cs="Courier New"/>
-          <w:sz w:val="20"/>
-          <w:szCs w:val="20"/>
-        </w:rPr>
-      </w:pPr>
-      <w:r>
-        <w:rPr>
-          <w:rFonts w:ascii="Courier New" w:hAnsi="Courier New" w:cs="Courier New"/>
-          <w:sz w:val="20"/>
-          <w:szCs w:val="20"/>
-        </w:rPr>
-        <w:t>Значение u = {u}"""</w:t>
-      </w:r>
-    </w:p>
-    <w:p>
-      <w:pPr>
-        <w:pStyle w:val="a7"/>
-        <w:numPr>
-          <w:ilvl w:val="0"/>
-          <w:numId w:val="3"/>
-        </w:numPr>
-        <w:pBdr>
-          <w:top w:val="single" w:sz="4" w:space="1" w:color="auto"/>
-          <w:left w:val="single" w:sz="4" w:space="4" w:color="auto"/>
-          <w:bottom w:val="single" w:sz="4" w:space="1" w:color="auto"/>
-          <w:right w:val="single" w:sz="4" w:space="4" w:color="auto"/>
-        </w:pBdr>
-        <w:spacing w:after="0" w:line="240" w:lineRule="auto"/>
-        <w:rPr>
-          <w:rFonts w:ascii="Courier New" w:hAnsi="Courier New" w:cs="Courier New"/>
-          <w:sz w:val="20"/>
-          <w:szCs w:val="20"/>
-        </w:rPr>
-      </w:pPr>
-      <w:r>
-        <w:rPr>
-          <w:rFonts w:ascii="Courier New" w:hAnsi="Courier New" w:cs="Courier New"/>
-          <w:sz w:val="20"/>
-          <w:szCs w:val="20"/>
-        </w:rPr>
-        <w:t>)</w:t>
-      </w:r>
-    </w:p>
-    <w:p>
-      <w:pPr>
-        <w:spacing w:line="240" w:lineRule="auto"/>
+          <w:sz w:val="20"/>
+          <w:szCs w:val="20"/>
+          <w:lang w:val="en-US"/>
+        </w:rPr>
+      </w:pPr>
+      <w:r>
         <w:rPr>
           <w:rFonts w:ascii="Times New Roman" w:hAnsi="Times New Roman" w:cs="Times New Roman"/>
-          <w:sz w:val="28"/>
-          <w:szCs w:val="28"/>
-          <w:lang w:val="en-US"/>
-        </w:rPr>
-      </w:pPr>
-      <w:r>
-        <w:rPr>
-          <w:rFonts w:ascii="Times New Roman" w:hAnsi="Times New Roman" w:cs="Times New Roman"/>
-          <w:sz w:val="28"/>
-          <w:szCs w:val="28"/>
-        </w:rPr>
-        <w:t xml:space="preserve">Ответ: </w:t>
-      </w:r>
-    </w:p>
-    <w:p>
-      <w:pPr>
-        <w:pStyle w:val="a7"/>
-        <w:numPr>
-          <w:ilvl w:val="0"/>
-          <w:numId w:val="2"/>
-        </w:numPr>
-        <w:rPr>
-          <w:rFonts w:ascii="Times New Roman" w:hAnsi="Times New Roman" w:cs="Times New Roman"/>
-          <w:sz w:val="28"/>
-          <w:szCs w:val="28"/>
-        </w:rPr>
-      </w:pPr>
-      <w:r>
-        <w:rPr>
-          <w:rFonts w:ascii="Times New Roman" w:hAnsi="Times New Roman" w:cs="Times New Roman"/>
-          <w:sz w:val="28"/>
-          <w:szCs w:val="28"/>
-        </w:rPr>
-        <w:t xml:space="preserve">Значение y = 404.3364   </w:t>
-      </w:r>
-      <w:bookmarkStart w:id="0" w:name="_GoBack"/>
-      <w:bookmarkEnd w:id="0"/>
-    </w:p>
-    <w:p>
-      <w:pPr>
-        <w:pStyle w:val="a7"/>
-        <w:numPr>
-          <w:ilvl w:val="0"/>
-          <w:numId w:val="2"/>
-        </w:numPr>
-        <w:rPr>
-          <w:rFonts w:ascii="Times New Roman" w:hAnsi="Times New Roman" w:cs="Times New Roman"/>
-          <w:sz w:val="28"/>
-          <w:szCs w:val="28"/>
-        </w:rPr>
-      </w:pPr>
-      <w:r>
-        <w:rPr>
-          <w:rFonts w:ascii="Times New Roman" w:hAnsi="Times New Roman" w:cs="Times New Roman"/>
-          <w:sz w:val="28"/>
-          <w:szCs w:val="28"/>
-        </w:rPr>
-        <w:t>Значение u = 162750.0104</w:t>
-      </w:r>
-      <w:r>
-        <w:rPr>
-          <w:rFonts w:ascii="Times New Roman" w:hAnsi="Times New Roman" w:cs="Times New Roman"/>
-          <w:sz w:val="28"/>
-          <w:szCs w:val="28"/>
-        </w:rPr>
-        <w:br w:type="page"/>
-      </w:r>
-    </w:p>
-    <w:p>
-      <w:pPr>
-        <w:spacing w:line="240" w:lineRule="auto"/>
-        <w:rPr>
-          <w:rFonts w:ascii="Times New Roman" w:hAnsi="Times New Roman" w:cs="Times New Roman"/>
-          <w:sz w:val="28"/>
-          <w:szCs w:val="28"/>
-          <w:lang w:val="en-US"/>
-        </w:rPr>
-      </w:pPr>
-      <w:r>
-        <w:rPr>
           <w:noProof/>
-          <w:lang w:eastAsia="ru-RU"/>
+          <w:sz w:val="20"/>
+          <w:szCs w:val="20"/>
+          <w:lang w:val="en-US"/>
         </w:rPr>
         <w:lastRenderedPageBreak/>
         <w:drawing>
-          <wp:anchor distT="0" distB="0" distL="114300" distR="114300" simplePos="0" relativeHeight="251658240" behindDoc="0" locked="0" layoutInCell="1" allowOverlap="1" wp14:anchorId="60EC2F29" wp14:editId="3CBD4B44">
+          <wp:anchor distT="0" distB="0" distL="114300" distR="114300" simplePos="0" relativeHeight="251658240" behindDoc="0" locked="0" layoutInCell="1" allowOverlap="1" wp14:anchorId="6E1A9546" wp14:editId="169BE240">
             <wp:simplePos x="0" y="0"/>
-            <wp:positionH relativeFrom="column">
-              <wp:posOffset>3175</wp:posOffset>
+            <wp:positionH relativeFrom="margin">
+              <wp:posOffset>-990600</wp:posOffset>
             </wp:positionH>
             <wp:positionV relativeFrom="paragraph">
-              <wp:posOffset>223824</wp:posOffset>
+              <wp:posOffset>1206500</wp:posOffset>
             </wp:positionV>
-            <wp:extent cx="3905885" cy="4546600"/>
-            <wp:effectExtent l="0" t="0" r="0" b="6350"/>
+            <wp:extent cx="5808980" cy="3903980"/>
+            <wp:effectExtent l="0" t="0" r="1270" b="1270"/>
             <wp:wrapTopAndBottom/>
-            <wp:docPr id="1391924313" name="Рисунок 3"/>
+            <wp:docPr id="1120120832" name="Рисунок 1"/>
             <wp:cNvGraphicFramePr>
               <a:graphicFrameLocks xmlns:a="http://schemas.openxmlformats.org/drawingml/2006/main" noChangeAspect="1"/>
             </wp:cNvGraphicFramePr>
@@ -1076,7 +1910,7 @@
               <a:graphicData uri="http://schemas.openxmlformats.org/drawingml/2006/picture">
                 <pic:pic xmlns:pic="http://schemas.openxmlformats.org/drawingml/2006/picture">
                   <pic:nvPicPr>
-                    <pic:cNvPr id="0" name="Picture 4"/>
+                    <pic:cNvPr id="0" name="Picture 1"/>
                     <pic:cNvPicPr>
                       <a:picLocks noChangeAspect="1" noChangeArrowheads="1"/>
                     </pic:cNvPicPr>
@@ -1095,9 +1929,9 @@
                     </a:stretch>
                   </pic:blipFill>
                   <pic:spPr bwMode="auto">
-                    <a:xfrm>
+                    <a:xfrm rot="16200000">
                       <a:off x="0" y="0"/>
-                      <a:ext cx="3905885" cy="4546600"/>
+                      <a:ext cx="5808980" cy="3903980"/>
                     </a:xfrm>
                     <a:prstGeom prst="rect">
                       <a:avLst/>
@@ -1110,29 +1944,153 @@
                 </pic:pic>
               </a:graphicData>
             </a:graphic>
+            <wp14:sizeRelH relativeFrom="margin">
+              <wp14:pctWidth>0</wp14:pctWidth>
+            </wp14:sizeRelH>
+            <wp14:sizeRelV relativeFrom="margin">
+              <wp14:pctHeight>0</wp14:pctHeight>
+            </wp14:sizeRelV>
           </wp:anchor>
         </w:drawing>
       </w:r>
       <w:r>
         <w:rPr>
           <w:rFonts w:ascii="Times New Roman" w:hAnsi="Times New Roman" w:cs="Times New Roman"/>
-          <w:sz w:val="28"/>
-          <w:szCs w:val="28"/>
-        </w:rPr>
-        <w:t xml:space="preserve">  </w:t>
+          <w:sz w:val="20"/>
+          <w:szCs w:val="20"/>
+        </w:rPr>
+        <w:t>Функция</w:t>
       </w:r>
       <w:r>
         <w:rPr>
           <w:rFonts w:ascii="Times New Roman" w:hAnsi="Times New Roman" w:cs="Times New Roman"/>
-          <w:sz w:val="28"/>
-          <w:szCs w:val="28"/>
-        </w:rPr>
-        <w:t xml:space="preserve">Блок-схема: </w:t>
+          <w:sz w:val="20"/>
+          <w:szCs w:val="20"/>
+          <w:lang w:val="en-US"/>
+        </w:rPr>
+        <w:t xml:space="preserve"> </w:t>
+      </w:r>
+      <w:r>
+        <w:rPr>
+          <w:rFonts w:ascii="Times New Roman" w:hAnsi="Times New Roman" w:cs="Times New Roman"/>
+          <w:sz w:val="20"/>
+          <w:szCs w:val="20"/>
+          <w:lang w:val="en-US"/>
+        </w:rPr>
+        <w:t>custom_assertions: UserInput(text, DataType)</w:t>
+      </w:r>
+    </w:p>
+    <w:p>
+      <w:pPr>
+        <w:rPr>
+          <w:rFonts w:ascii="Times New Roman" w:hAnsi="Times New Roman" w:cs="Times New Roman"/>
+          <w:sz w:val="20"/>
+          <w:szCs w:val="20"/>
+          <w:lang w:val="en-US"/>
+        </w:rPr>
+      </w:pPr>
+      <w:r>
+        <w:rPr>
+          <w:rFonts w:ascii="Times New Roman" w:hAnsi="Times New Roman" w:cs="Times New Roman"/>
+          <w:sz w:val="20"/>
+          <w:szCs w:val="20"/>
+          <w:lang w:val="en-US"/>
+        </w:rPr>
+        <w:br w:type="page"/>
+      </w:r>
+    </w:p>
+    <w:p>
+      <w:pPr>
+        <w:spacing w:line="240" w:lineRule="auto"/>
+        <w:rPr>
+          <w:rFonts w:ascii="Times New Roman" w:hAnsi="Times New Roman" w:cs="Times New Roman"/>
+          <w:sz w:val="20"/>
+          <w:szCs w:val="20"/>
+        </w:rPr>
+      </w:pPr>
+      <w:r>
+        <w:rPr>
+          <w:rFonts w:ascii="Times New Roman" w:hAnsi="Times New Roman" w:cs="Times New Roman"/>
+          <w:noProof/>
+          <w:sz w:val="20"/>
+          <w:szCs w:val="20"/>
+        </w:rPr>
+        <w:lastRenderedPageBreak/>
+        <w:drawing>
+          <wp:anchor distT="0" distB="0" distL="114300" distR="114300" simplePos="0" relativeHeight="251659264" behindDoc="0" locked="0" layoutInCell="1" allowOverlap="1" wp14:anchorId="6BF218E4" wp14:editId="72E21869">
+            <wp:simplePos x="0" y="0"/>
+            <wp:positionH relativeFrom="margin">
+              <wp:align>right</wp:align>
+            </wp:positionH>
+            <wp:positionV relativeFrom="paragraph">
+              <wp:posOffset>1039495</wp:posOffset>
+            </wp:positionV>
+            <wp:extent cx="5580380" cy="3890010"/>
+            <wp:effectExtent l="6985" t="0" r="8255" b="8255"/>
+            <wp:wrapTopAndBottom/>
+            <wp:docPr id="1838355147" name="Рисунок 3"/>
+            <wp:cNvGraphicFramePr>
+              <a:graphicFrameLocks xmlns:a="http://schemas.openxmlformats.org/drawingml/2006/main" noChangeAspect="1"/>
+            </wp:cNvGraphicFramePr>
+            <a:graphic xmlns:a="http://schemas.openxmlformats.org/drawingml/2006/main">
+              <a:graphicData uri="http://schemas.openxmlformats.org/drawingml/2006/picture">
+                <pic:pic xmlns:pic="http://schemas.openxmlformats.org/drawingml/2006/picture">
+                  <pic:nvPicPr>
+                    <pic:cNvPr id="0" name="Picture 3"/>
+                    <pic:cNvPicPr>
+                      <a:picLocks noChangeAspect="1" noChangeArrowheads="1"/>
+                    </pic:cNvPicPr>
+                  </pic:nvPicPr>
+                  <pic:blipFill>
+                    <a:blip r:embed="rId6">
+                      <a:extLst>
+                        <a:ext uri="{28A0092B-C50C-407E-A947-70E740481C1C}">
+                          <a14:useLocalDpi xmlns:a14="http://schemas.microsoft.com/office/drawing/2010/main" val="0"/>
+                        </a:ext>
+                      </a:extLst>
+                    </a:blip>
+                    <a:srcRect/>
+                    <a:stretch>
+                      <a:fillRect/>
+                    </a:stretch>
+                  </pic:blipFill>
+                  <pic:spPr bwMode="auto">
+                    <a:xfrm rot="16200000">
+                      <a:off x="0" y="0"/>
+                      <a:ext cx="5580380" cy="3890010"/>
+                    </a:xfrm>
+                    <a:prstGeom prst="rect">
+                      <a:avLst/>
+                    </a:prstGeom>
+                    <a:noFill/>
+                    <a:ln>
+                      <a:noFill/>
+                    </a:ln>
+                  </pic:spPr>
+                </pic:pic>
+              </a:graphicData>
+            </a:graphic>
+            <wp14:sizeRelH relativeFrom="margin">
+              <wp14:pctWidth>0</wp14:pctWidth>
+            </wp14:sizeRelH>
+            <wp14:sizeRelV relativeFrom="margin">
+              <wp14:pctHeight>0</wp14:pctHeight>
+            </wp14:sizeRelV>
+          </wp:anchor>
+        </w:drawing>
+      </w:r>
+      <w:r>
+        <w:rPr>
+          <w:rFonts w:ascii="Times New Roman" w:hAnsi="Times New Roman" w:cs="Times New Roman"/>
+          <w:sz w:val="20"/>
+          <w:szCs w:val="20"/>
+        </w:rPr>
+        <w:t>Блок-схема работы:</w:t>
       </w:r>
     </w:p>
     <w:sectPr>
       <w:pgSz w:w="8419" w:h="11906" w:orient="landscape"/>
-      <w:pgMar w:top="1135" w:right="1134" w:bottom="1701" w:left="1134" w:header="709" w:footer="709" w:gutter="0"/>
+      <w:pgMar w:top="709" w:right="1134" w:bottom="993" w:left="1134" w:header="709" w:footer="709" w:gutter="0"/>
       <w:cols w:space="708"/>
       <w:docGrid w:linePitch="360"/>
     </w:sectPr>
@@ -1141,7 +2099,7 @@
 </file>
 
 <file path=word/numbering.xml><?xml version="1.0" encoding="utf-8"?>
-<w:numbering xmlns:wpc="http://schemas.microsoft.com/office/word/2010/wordprocessingCanvas" xmlns:cx="http://schemas.microsoft.com/office/drawing/2014/chartex" xmlns:mc="http://schemas.openxmlformats.org/markup-compatibility/2006" xmlns:o="urn:schemas-microsoft-com:office:office" xmlns:r="http://schemas.openxmlformats.org/officeDocument/2006/relationships" xmlns:m="http://schemas.openxmlformats.org/officeDocument/2006/math" xmlns:v="urn:schemas-microsoft-com:vml" xmlns:wp14="http://schemas.microsoft.com/office/word/2010/wordprocessingDrawing" xmlns:wp="http://schemas.openxmlformats.org/drawingml/2006/wordprocessingDrawing" xmlns:w10="urn:schemas-microsoft-com:office:word" xmlns:w="http://schemas.openxmlformats.org/wordprocessingml/2006/main" xmlns:w14="http://schemas.microsoft.com/office/word/2010/wordml" xmlns:w15="http://schemas.microsoft.com/office/word/2012/wordml" xmlns:w16se="http://schemas.microsoft.com/office/word/2015/wordml/symex" xmlns:wpg="http://schemas.microsoft.com/office/word/2010/wordprocessingGroup" xmlns:wpi="http://schemas.microsoft.com/office/word/2010/wordprocessingInk" xmlns:wne="http://schemas.microsoft.com/office/word/2006/wordml" xmlns:wps="http://schemas.microsoft.com/office/word/2010/wordprocessingShape" mc:Ignorable="w14 w15 w16se wp14">
+<w:numbering xmlns:wpc="http://schemas.microsoft.com/office/word/2010/wordprocessingCanvas" xmlns:cx="http://schemas.microsoft.com/office/drawing/2014/chartex" xmlns:cx1="http://schemas.microsoft.com/office/drawing/2015/9/8/chartex" xmlns:cx2="http://schemas.microsoft.com/office/drawing/2015/10/21/chartex" xmlns:cx3="http://schemas.microsoft.com/office/drawing/2016/5/9/chartex" xmlns:cx4="http://schemas.microsoft.com/office/drawing/2016/5/10/chartex" xmlns:cx5="http://schemas.microsoft.com/office/drawing/2016/5/11/chartex" xmlns:cx6="http://schemas.microsoft.com/office/drawing/2016/5/12/chartex" xmlns:cx7="http://schemas.microsoft.com/office/drawing/2016/5/13/chartex" xmlns:cx8="http://schemas.microsoft.com/office/drawing/2016/5/14/chartex" xmlns:mc="http://schemas.openxmlformats.org/markup-compatibility/2006" xmlns:aink="http://schemas.microsoft.com/office/drawing/2016/ink" xmlns:am3d="http://schemas.microsoft.com/office/drawing/2017/model3d" xmlns:o="urn:schemas-microsoft-com:office:office" xmlns:oel="http://schemas.microsoft.com/office/2019/extlst" xmlns:r="http://schemas.openxmlformats.org/officeDocument/2006/relationships" xmlns:m="http://schemas.openxmlformats.org/officeDocument/2006/math" xmlns:v="urn:schemas-microsoft-com:vml" xmlns:wp14="http://schemas.microsoft.com/office/word/2010/wordprocessingDrawing" xmlns:wp="http://schemas.openxmlformats.org/drawingml/2006/wordprocessingDrawing" xmlns:w10="urn:schemas-microsoft-com:office:word" xmlns:w="http://schemas.openxmlformats.org/wordprocessingml/2006/main" xmlns:w14="http://schemas.microsoft.com/office/word/2010/wordml" xmlns:w15="http://schemas.microsoft.com/office/word/2012/wordml" xmlns:w16cex="http://schemas.microsoft.com/office/word/2018/wordml/cex" xmlns:w16cid="http://schemas.microsoft.com/office/word/2016/wordml/cid" xmlns:w16="http://schemas.microsoft.com/office/word/2018/wordml" xmlns:w16du="http://schemas.microsoft.com/office/word/2023/wordml/word16du" xmlns:w16sdtdh="http://schemas.microsoft.com/office/word/2020/wordml/sdtdatahash" xmlns:w16sdtfl="http://schemas.microsoft.com/office/word/2024/wordml/sdtformatlock" xmlns:w16se="http://schemas.microsoft.com/office/word/2015/wordml/symex" xmlns:wpg="http://schemas.microsoft.com/office/word/2010/wordprocessingGroup" xmlns:wpi="http://schemas.microsoft.com/office/word/2010/wordprocessingInk" xmlns:wne="http://schemas.microsoft.com/office/word/2006/wordml" xmlns:wps="http://schemas.microsoft.com/office/word/2010/wordprocessingShape" mc:Ignorable="w14 w15 w16se w16cid w16 w16cex w16sdtdh w16sdtfl w16du wp14">
   <w:abstractNum w:abstractNumId="0" w15:restartNumberingAfterBreak="0">
     <w:nsid w:val="11DF5CA8"/>
     <w:multiLevelType w:val="hybridMultilevel"/>
@@ -1454,20 +2412,20 @@
       </w:rPr>
     </w:lvl>
   </w:abstractNum>
-  <w:num w:numId="1">
+  <w:num w:numId="1" w16cid:durableId="716583796">
     <w:abstractNumId w:val="0"/>
   </w:num>
-  <w:num w:numId="2">
+  <w:num w:numId="2" w16cid:durableId="1328511671">
     <w:abstractNumId w:val="2"/>
   </w:num>
-  <w:num w:numId="3">
+  <w:num w:numId="3" w16cid:durableId="708993195">
     <w:abstractNumId w:val="1"/>
   </w:num>
 </w:numbering>
 </file>
 
 <file path=word/styles.xml><?xml version="1.0" encoding="utf-8"?>
-<w:styles xmlns:mc="http://schemas.openxmlformats.org/markup-compatibility/2006" xmlns:r="http://schemas.openxmlformats.org/officeDocument/2006/relationships" xmlns:w="http://schemas.openxmlformats.org/wordprocessingml/2006/main" xmlns:w14="http://schemas.microsoft.com/office/word/2010/wordml" xmlns:w15="http://schemas.microsoft.com/office/word/2012/wordml" xmlns:w16se="http://schemas.microsoft.com/office/word/2015/wordml/symex" mc:Ignorable="w14 w15 w16se">
+<w:styles xmlns:mc="http://schemas.openxmlformats.org/markup-compatibility/2006" xmlns:r="http://schemas.openxmlformats.org/officeDocument/2006/relationships" xmlns:w="http://schemas.openxmlformats.org/wordprocessingml/2006/main" xmlns:w14="http://schemas.microsoft.com/office/word/2010/wordml" xmlns:w15="http://schemas.microsoft.com/office/word/2012/wordml" xmlns:w16cex="http://schemas.microsoft.com/office/word/2018/wordml/cex" xmlns:w16cid="http://schemas.microsoft.com/office/word/2016/wordml/cid" xmlns:w16="http://schemas.microsoft.com/office/word/2018/wordml" xmlns:w16du="http://schemas.microsoft.com/office/word/2023/wordml/word16du" xmlns:w16sdtdh="http://schemas.microsoft.com/office/word/2020/wordml/sdtdatahash" xmlns:w16sdtfl="http://schemas.microsoft.com/office/word/2024/wordml/sdtformatlock" xmlns:w16se="http://schemas.microsoft.com/office/word/2015/wordml/symex" mc:Ignorable="w14 w15 w16se w16cid w16 w16cex w16sdtdh w16sdtfl w16du">
   <w:docDefaults>
     <w:rPrDefault>
       <w:rPr>
@@ -1485,7 +2443,7 @@
       </w:pPr>
     </w:pPrDefault>
   </w:docDefaults>
-  <w:latentStyles w:defLockedState="0" w:defUIPriority="99" w:defSemiHidden="0" w:defUnhideWhenUsed="0" w:defQFormat="0" w:count="371">
+  <w:latentStyles w:defLockedState="0" w:defUIPriority="99" w:defSemiHidden="0" w:defUnhideWhenUsed="0" w:defQFormat="0" w:count="376">
     <w:lsdException w:name="Normal" w:uiPriority="0" w:qFormat="1"/>
     <w:lsdException w:name="heading 1" w:uiPriority="9" w:qFormat="1"/>
     <w:lsdException w:name="heading 2" w:semiHidden="1" w:uiPriority="9" w:unhideWhenUsed="1" w:qFormat="1"/>
@@ -1857,6 +2815,11 @@
     <w:lsdException w:name="List Table 5 Dark Accent 6" w:uiPriority="50"/>
     <w:lsdException w:name="List Table 6 Colorful Accent 6" w:uiPriority="51"/>
     <w:lsdException w:name="List Table 7 Colorful Accent 6" w:uiPriority="52"/>
+    <w:lsdException w:name="Mention" w:semiHidden="1" w:unhideWhenUsed="1"/>
+    <w:lsdException w:name="Smart Hyperlink" w:semiHidden="1" w:unhideWhenUsed="1"/>
+    <w:lsdException w:name="Hashtag" w:semiHidden="1" w:unhideWhenUsed="1"/>
+    <w:lsdException w:name="Unresolved Mention" w:semiHidden="1" w:unhideWhenUsed="1"/>
+    <w:lsdException w:name="Smart Link" w:semiHidden="1" w:unhideWhenUsed="1"/>
   </w:latentStyles>
   <w:style w:type="paragraph" w:default="1" w:styleId="a">
     <w:name w:val="Normal"/>
